--- a/6-过程管理/流程制度规范类文件/060107-发布管理程序.docx
+++ b/6-过程管理/流程制度规范类文件/060107-发布管理程序.docx
@@ -20,7 +20,26 @@
         <w:snapToGrid w:val="0"/>
         <w:textAlignment w:val="baseline"/>
       </w:pPr>
-      <w:bookmarkStart w:id="0" w:name="_Toc8605"/>
+      <w:bookmarkStart w:id="0" w:name="_Toc27558"/>
+    </w:p>
+    <w:p>
+      <w:pPr>
+        <w:pStyle w:val="31"/>
+        <w:keepNext w:val="0"/>
+        <w:keepLines w:val="0"/>
+        <w:pageBreakBefore w:val="0"/>
+        <w:widowControl w:val="0"/>
+        <w:kinsoku w:val="0"/>
+        <w:wordWrap/>
+        <w:overflowPunct/>
+        <w:topLinePunct w:val="0"/>
+        <w:autoSpaceDE w:val="0"/>
+        <w:autoSpaceDN w:val="0"/>
+        <w:bidi w:val="0"/>
+        <w:adjustRightInd w:val="0"/>
+        <w:snapToGrid w:val="0"/>
+        <w:textAlignment w:val="baseline"/>
+      </w:pPr>
       <w:r>
         <w:t>发布管理程序</w:t>
       </w:r>
@@ -44,7 +63,7 @@
         <w:snapToGrid w:val="0"/>
         <w:textAlignment w:val="baseline"/>
       </w:pPr>
-      <w:bookmarkStart w:id="1" w:name="_Toc19271"/>
+      <w:bookmarkStart w:id="1" w:name="_Toc31759"/>
       <w:r>
         <w:t>甘肃国邦信息科技有限公司</w:t>
       </w:r>
@@ -67,6 +86,40 @@
         <w:snapToGrid w:val="0"/>
         <w:textAlignment w:val="baseline"/>
       </w:pPr>
+    </w:p>
+    <w:p>
+      <w:pPr>
+        <w:keepNext w:val="0"/>
+        <w:keepLines w:val="0"/>
+        <w:pageBreakBefore w:val="0"/>
+        <w:widowControl w:val="0"/>
+        <w:kinsoku w:val="0"/>
+        <w:wordWrap/>
+        <w:overflowPunct/>
+        <w:topLinePunct w:val="0"/>
+        <w:autoSpaceDE w:val="0"/>
+        <w:autoSpaceDN w:val="0"/>
+        <w:bidi w:val="0"/>
+        <w:adjustRightInd w:val="0"/>
+        <w:snapToGrid w:val="0"/>
+        <w:spacing w:before="275"/>
+        <w:ind w:left="3285"/>
+        <w:textAlignment w:val="baseline"/>
+        <w:rPr>
+          <w:rFonts w:ascii="宋体" w:hAnsi="宋体" w:eastAsia="宋体" w:cs="宋体"/>
+          <w:sz w:val="36"/>
+          <w:szCs w:val="36"/>
+        </w:rPr>
+      </w:pPr>
+      <w:r>
+        <w:rPr>
+          <w:rFonts w:ascii="宋体" w:hAnsi="宋体" w:eastAsia="宋体" w:cs="宋体"/>
+          <w:spacing w:val="-2"/>
+          <w:sz w:val="36"/>
+          <w:szCs w:val="36"/>
+        </w:rPr>
+        <w:t>2025-01-04</w:t>
+      </w:r>
     </w:p>
     <w:p>
       <w:pPr>
@@ -101,19 +154,6 @@
           <w:cols w:space="720" w:num="1"/>
         </w:sectPr>
       </w:pPr>
-      <w:bookmarkStart w:id="2" w:name="_Toc24713"/>
-      <w:r>
-        <w:rPr>
-          <w:rFonts w:hint="eastAsia" w:ascii="宋体" w:hAnsi="宋体" w:eastAsia="宋体" w:cs="宋体"/>
-          <w:b w:val="0"/>
-          <w:bCs w:val="0"/>
-          <w:sz w:val="36"/>
-          <w:szCs w:val="36"/>
-          <w:lang w:val="en-US" w:eastAsia="zh-CN"/>
-        </w:rPr>
-        <w:t>2025年1月4日</w:t>
-      </w:r>
-      <w:bookmarkEnd w:id="2"/>
     </w:p>
     <w:p>
       <w:pPr>
@@ -140,7 +180,7 @@
           <w:szCs w:val="28"/>
         </w:rPr>
       </w:pPr>
-      <w:bookmarkStart w:id="3" w:name="_Toc17778"/>
+      <w:bookmarkStart w:id="2" w:name="_Toc10006"/>
       <w:r>
         <w:rPr>
           <w:rFonts w:ascii="宋体" w:hAnsi="宋体" w:eastAsia="宋体" w:cs="宋体"/>
@@ -150,7 +190,7 @@
         </w:rPr>
         <w:t>文档信息</w:t>
       </w:r>
-      <w:bookmarkEnd w:id="3"/>
+      <w:bookmarkEnd w:id="2"/>
     </w:p>
     <w:tbl>
       <w:tblPr>
@@ -1704,106 +1744,6 @@
         </w:sectPr>
       </w:pPr>
     </w:p>
-    <w:p>
-      <w:pPr>
-        <w:pStyle w:val="12"/>
-        <w:keepNext w:val="0"/>
-        <w:keepLines w:val="0"/>
-        <w:pageBreakBefore w:val="0"/>
-        <w:widowControl w:val="0"/>
-        <w:kinsoku w:val="0"/>
-        <w:wordWrap/>
-        <w:overflowPunct/>
-        <w:topLinePunct w:val="0"/>
-        <w:autoSpaceDE w:val="0"/>
-        <w:autoSpaceDN w:val="0"/>
-        <w:bidi w:val="0"/>
-        <w:adjustRightInd w:val="0"/>
-        <w:snapToGrid w:val="0"/>
-        <w:spacing w:line="251" w:lineRule="auto"/>
-        <w:textAlignment w:val="baseline"/>
-      </w:pPr>
-    </w:p>
-    <w:p>
-      <w:pPr>
-        <w:pStyle w:val="12"/>
-        <w:keepNext w:val="0"/>
-        <w:keepLines w:val="0"/>
-        <w:pageBreakBefore w:val="0"/>
-        <w:widowControl w:val="0"/>
-        <w:kinsoku w:val="0"/>
-        <w:wordWrap/>
-        <w:overflowPunct/>
-        <w:topLinePunct w:val="0"/>
-        <w:autoSpaceDE w:val="0"/>
-        <w:autoSpaceDN w:val="0"/>
-        <w:bidi w:val="0"/>
-        <w:adjustRightInd w:val="0"/>
-        <w:snapToGrid w:val="0"/>
-        <w:spacing w:line="251" w:lineRule="auto"/>
-        <w:textAlignment w:val="baseline"/>
-      </w:pPr>
-    </w:p>
-    <w:p>
-      <w:pPr>
-        <w:pStyle w:val="12"/>
-        <w:keepNext w:val="0"/>
-        <w:keepLines w:val="0"/>
-        <w:pageBreakBefore w:val="0"/>
-        <w:widowControl w:val="0"/>
-        <w:kinsoku w:val="0"/>
-        <w:wordWrap/>
-        <w:overflowPunct/>
-        <w:topLinePunct w:val="0"/>
-        <w:autoSpaceDE w:val="0"/>
-        <w:autoSpaceDN w:val="0"/>
-        <w:bidi w:val="0"/>
-        <w:adjustRightInd w:val="0"/>
-        <w:snapToGrid w:val="0"/>
-        <w:spacing w:line="252" w:lineRule="auto"/>
-        <w:textAlignment w:val="baseline"/>
-      </w:pPr>
-    </w:p>
-    <w:p>
-      <w:pPr>
-        <w:pStyle w:val="12"/>
-        <w:keepNext w:val="0"/>
-        <w:keepLines w:val="0"/>
-        <w:pageBreakBefore w:val="0"/>
-        <w:widowControl w:val="0"/>
-        <w:kinsoku w:val="0"/>
-        <w:wordWrap/>
-        <w:overflowPunct/>
-        <w:topLinePunct w:val="0"/>
-        <w:autoSpaceDE w:val="0"/>
-        <w:autoSpaceDN w:val="0"/>
-        <w:bidi w:val="0"/>
-        <w:adjustRightInd w:val="0"/>
-        <w:snapToGrid w:val="0"/>
-        <w:spacing w:line="252" w:lineRule="auto"/>
-        <w:textAlignment w:val="baseline"/>
-      </w:pPr>
-    </w:p>
-    <w:p>
-      <w:pPr>
-        <w:pStyle w:val="12"/>
-        <w:keepNext w:val="0"/>
-        <w:keepLines w:val="0"/>
-        <w:pageBreakBefore w:val="0"/>
-        <w:widowControl w:val="0"/>
-        <w:kinsoku w:val="0"/>
-        <w:wordWrap/>
-        <w:overflowPunct/>
-        <w:topLinePunct w:val="0"/>
-        <w:autoSpaceDE w:val="0"/>
-        <w:autoSpaceDN w:val="0"/>
-        <w:bidi w:val="0"/>
-        <w:adjustRightInd w:val="0"/>
-        <w:snapToGrid w:val="0"/>
-        <w:spacing w:line="252" w:lineRule="auto"/>
-        <w:textAlignment w:val="baseline"/>
-      </w:pPr>
-    </w:p>
     <w:sdt>
       <w:sdtPr>
         <w:rPr>
@@ -1864,9 +1804,23 @@
         <w:p>
           <w:pPr>
             <w:pStyle w:val="16"/>
+            <w:keepNext w:val="0"/>
+            <w:keepLines w:val="0"/>
+            <w:pageBreakBefore w:val="0"/>
+            <w:widowControl w:val="0"/>
             <w:tabs>
               <w:tab w:val="right" w:leader="dot" w:pos="8492"/>
             </w:tabs>
+            <w:kinsoku w:val="0"/>
+            <w:wordWrap/>
+            <w:overflowPunct/>
+            <w:topLinePunct w:val="0"/>
+            <w:autoSpaceDE w:val="0"/>
+            <w:autoSpaceDN w:val="0"/>
+            <w:bidi w:val="0"/>
+            <w:adjustRightInd w:val="0"/>
+            <w:snapToGrid w:val="0"/>
+            <w:textAlignment w:val="baseline"/>
           </w:pPr>
           <w:r>
             <w:rPr>
@@ -1904,7 +1858,7 @@
               <w:rFonts w:ascii="Times New Roman" w:hAnsi="Times New Roman" w:eastAsia="Times New Roman" w:cs="Times New Roman"/>
               <w:szCs w:val="24"/>
             </w:rPr>
-            <w:instrText xml:space="preserve"> HYPERLINK \l _Toc8605 </w:instrText>
+            <w:instrText xml:space="preserve"> HYPERLINK \l _Toc27558 </w:instrText>
           </w:r>
           <w:r>
             <w:rPr>
@@ -1923,7 +1877,7 @@
             <w:fldChar w:fldCharType="begin"/>
           </w:r>
           <w:r>
-            <w:instrText xml:space="preserve"> PAGEREF _Toc8605 \h </w:instrText>
+            <w:instrText xml:space="preserve"> PAGEREF _Toc27558 \h </w:instrText>
           </w:r>
           <w:r>
             <w:fldChar w:fldCharType="separate"/>
@@ -1945,9 +1899,23 @@
         <w:p>
           <w:pPr>
             <w:pStyle w:val="16"/>
+            <w:keepNext w:val="0"/>
+            <w:keepLines w:val="0"/>
+            <w:pageBreakBefore w:val="0"/>
+            <w:widowControl w:val="0"/>
             <w:tabs>
               <w:tab w:val="right" w:leader="dot" w:pos="8492"/>
             </w:tabs>
+            <w:kinsoku w:val="0"/>
+            <w:wordWrap/>
+            <w:overflowPunct/>
+            <w:topLinePunct w:val="0"/>
+            <w:autoSpaceDE w:val="0"/>
+            <w:autoSpaceDN w:val="0"/>
+            <w:bidi w:val="0"/>
+            <w:adjustRightInd w:val="0"/>
+            <w:snapToGrid w:val="0"/>
+            <w:textAlignment w:val="baseline"/>
           </w:pPr>
           <w:r>
             <w:rPr>
@@ -1961,7 +1929,7 @@
               <w:rFonts w:ascii="Times New Roman" w:hAnsi="Times New Roman" w:eastAsia="Times New Roman" w:cs="Times New Roman"/>
               <w:szCs w:val="24"/>
             </w:rPr>
-            <w:instrText xml:space="preserve"> HYPERLINK \l _Toc19271 </w:instrText>
+            <w:instrText xml:space="preserve"> HYPERLINK \l _Toc31759 </w:instrText>
           </w:r>
           <w:r>
             <w:rPr>
@@ -1980,7 +1948,7 @@
             <w:fldChar w:fldCharType="begin"/>
           </w:r>
           <w:r>
-            <w:instrText xml:space="preserve"> PAGEREF _Toc19271 \h </w:instrText>
+            <w:instrText xml:space="preserve"> PAGEREF _Toc31759 \h </w:instrText>
           </w:r>
           <w:r>
             <w:fldChar w:fldCharType="separate"/>
@@ -2002,9 +1970,23 @@
         <w:p>
           <w:pPr>
             <w:pStyle w:val="16"/>
+            <w:keepNext w:val="0"/>
+            <w:keepLines w:val="0"/>
+            <w:pageBreakBefore w:val="0"/>
+            <w:widowControl w:val="0"/>
             <w:tabs>
               <w:tab w:val="right" w:leader="dot" w:pos="8492"/>
             </w:tabs>
+            <w:kinsoku w:val="0"/>
+            <w:wordWrap/>
+            <w:overflowPunct/>
+            <w:topLinePunct w:val="0"/>
+            <w:autoSpaceDE w:val="0"/>
+            <w:autoSpaceDN w:val="0"/>
+            <w:bidi w:val="0"/>
+            <w:adjustRightInd w:val="0"/>
+            <w:snapToGrid w:val="0"/>
+            <w:textAlignment w:val="baseline"/>
           </w:pPr>
           <w:r>
             <w:rPr>
@@ -2018,7 +2000,7 @@
               <w:rFonts w:ascii="Times New Roman" w:hAnsi="Times New Roman" w:eastAsia="Times New Roman" w:cs="Times New Roman"/>
               <w:szCs w:val="24"/>
             </w:rPr>
-            <w:instrText xml:space="preserve"> HYPERLINK \l _Toc24713 </w:instrText>
+            <w:instrText xml:space="preserve"> HYPERLINK \l _Toc10006 </w:instrText>
           </w:r>
           <w:r>
             <w:rPr>
@@ -2029,12 +2011,11 @@
           </w:r>
           <w:r>
             <w:rPr>
-              <w:rFonts w:hint="eastAsia" w:ascii="宋体" w:hAnsi="宋体" w:eastAsia="宋体" w:cs="宋体"/>
-              <w:bCs w:val="0"/>
-              <w:szCs w:val="36"/>
-              <w:lang w:val="en-US" w:eastAsia="zh-CN"/>
-            </w:rPr>
-            <w:t>2025年1月4日</w:t>
+              <w:rFonts w:ascii="宋体" w:hAnsi="宋体" w:eastAsia="宋体" w:cs="宋体"/>
+              <w:spacing w:val="-3"/>
+              <w:szCs w:val="28"/>
+            </w:rPr>
+            <w:t>文档信息</w:t>
           </w:r>
           <w:r>
             <w:tab/>
@@ -2043,13 +2024,13 @@
             <w:fldChar w:fldCharType="begin"/>
           </w:r>
           <w:r>
-            <w:instrText xml:space="preserve"> PAGEREF _Toc24713 \h </w:instrText>
+            <w:instrText xml:space="preserve"> PAGEREF _Toc10006 \h </w:instrText>
           </w:r>
           <w:r>
             <w:fldChar w:fldCharType="separate"/>
           </w:r>
           <w:r>
-            <w:t>1</w:t>
+            <w:t>2</w:t>
           </w:r>
           <w:r>
             <w:fldChar w:fldCharType="end"/>
@@ -2065,9 +2046,23 @@
         <w:p>
           <w:pPr>
             <w:pStyle w:val="16"/>
+            <w:keepNext w:val="0"/>
+            <w:keepLines w:val="0"/>
+            <w:pageBreakBefore w:val="0"/>
+            <w:widowControl w:val="0"/>
             <w:tabs>
               <w:tab w:val="right" w:leader="dot" w:pos="8492"/>
             </w:tabs>
+            <w:kinsoku w:val="0"/>
+            <w:wordWrap/>
+            <w:overflowPunct/>
+            <w:topLinePunct w:val="0"/>
+            <w:autoSpaceDE w:val="0"/>
+            <w:autoSpaceDN w:val="0"/>
+            <w:bidi w:val="0"/>
+            <w:adjustRightInd w:val="0"/>
+            <w:snapToGrid w:val="0"/>
+            <w:textAlignment w:val="baseline"/>
           </w:pPr>
           <w:r>
             <w:rPr>
@@ -2081,7 +2076,7 @@
               <w:rFonts w:ascii="Times New Roman" w:hAnsi="Times New Roman" w:eastAsia="Times New Roman" w:cs="Times New Roman"/>
               <w:szCs w:val="24"/>
             </w:rPr>
-            <w:instrText xml:space="preserve"> HYPERLINK \l _Toc17778 </w:instrText>
+            <w:instrText xml:space="preserve"> HYPERLINK \l _Toc5745 </w:instrText>
           </w:r>
           <w:r>
             <w:rPr>
@@ -2092,11 +2087,12 @@
           </w:r>
           <w:r>
             <w:rPr>
-              <w:rFonts w:ascii="宋体" w:hAnsi="宋体" w:eastAsia="宋体" w:cs="宋体"/>
-              <w:spacing w:val="-3"/>
-              <w:szCs w:val="28"/>
-            </w:rPr>
-            <w:t>文档信息</w:t>
+              <w:rFonts w:hint="default"/>
+            </w:rPr>
+            <w:t xml:space="preserve">1. </w:t>
+          </w:r>
+          <w:r>
+            <w:t>目的</w:t>
           </w:r>
           <w:r>
             <w:tab/>
@@ -2105,13 +2101,13 @@
             <w:fldChar w:fldCharType="begin"/>
           </w:r>
           <w:r>
-            <w:instrText xml:space="preserve"> PAGEREF _Toc17778 \h </w:instrText>
+            <w:instrText xml:space="preserve"> PAGEREF _Toc5745 \h </w:instrText>
           </w:r>
           <w:r>
             <w:fldChar w:fldCharType="separate"/>
           </w:r>
           <w:r>
-            <w:t>2</w:t>
+            <w:t>4</w:t>
           </w:r>
           <w:r>
             <w:fldChar w:fldCharType="end"/>
@@ -2127,9 +2123,23 @@
         <w:p>
           <w:pPr>
             <w:pStyle w:val="16"/>
+            <w:keepNext w:val="0"/>
+            <w:keepLines w:val="0"/>
+            <w:pageBreakBefore w:val="0"/>
+            <w:widowControl w:val="0"/>
             <w:tabs>
               <w:tab w:val="right" w:leader="dot" w:pos="8492"/>
             </w:tabs>
+            <w:kinsoku w:val="0"/>
+            <w:wordWrap/>
+            <w:overflowPunct/>
+            <w:topLinePunct w:val="0"/>
+            <w:autoSpaceDE w:val="0"/>
+            <w:autoSpaceDN w:val="0"/>
+            <w:bidi w:val="0"/>
+            <w:adjustRightInd w:val="0"/>
+            <w:snapToGrid w:val="0"/>
+            <w:textAlignment w:val="baseline"/>
           </w:pPr>
           <w:r>
             <w:rPr>
@@ -2143,7 +2153,7 @@
               <w:rFonts w:ascii="Times New Roman" w:hAnsi="Times New Roman" w:eastAsia="Times New Roman" w:cs="Times New Roman"/>
               <w:szCs w:val="24"/>
             </w:rPr>
-            <w:instrText xml:space="preserve"> HYPERLINK \l _Toc22104 </w:instrText>
+            <w:instrText xml:space="preserve"> HYPERLINK \l _Toc10107 </w:instrText>
           </w:r>
           <w:r>
             <w:rPr>
@@ -2156,10 +2166,10 @@
             <w:rPr>
               <w:rFonts w:hint="default"/>
             </w:rPr>
-            <w:t xml:space="preserve">1. </w:t>
-          </w:r>
-          <w:r>
-            <w:t>目的</w:t>
+            <w:t xml:space="preserve">2. </w:t>
+          </w:r>
+          <w:r>
+            <w:t>适用范围</w:t>
           </w:r>
           <w:r>
             <w:tab/>
@@ -2168,7 +2178,7 @@
             <w:fldChar w:fldCharType="begin"/>
           </w:r>
           <w:r>
-            <w:instrText xml:space="preserve"> PAGEREF _Toc22104 \h </w:instrText>
+            <w:instrText xml:space="preserve"> PAGEREF _Toc10107 \h </w:instrText>
           </w:r>
           <w:r>
             <w:fldChar w:fldCharType="separate"/>
@@ -2190,9 +2200,23 @@
         <w:p>
           <w:pPr>
             <w:pStyle w:val="16"/>
+            <w:keepNext w:val="0"/>
+            <w:keepLines w:val="0"/>
+            <w:pageBreakBefore w:val="0"/>
+            <w:widowControl w:val="0"/>
             <w:tabs>
               <w:tab w:val="right" w:leader="dot" w:pos="8492"/>
             </w:tabs>
+            <w:kinsoku w:val="0"/>
+            <w:wordWrap/>
+            <w:overflowPunct/>
+            <w:topLinePunct w:val="0"/>
+            <w:autoSpaceDE w:val="0"/>
+            <w:autoSpaceDN w:val="0"/>
+            <w:bidi w:val="0"/>
+            <w:adjustRightInd w:val="0"/>
+            <w:snapToGrid w:val="0"/>
+            <w:textAlignment w:val="baseline"/>
           </w:pPr>
           <w:r>
             <w:rPr>
@@ -2206,7 +2230,7 @@
               <w:rFonts w:ascii="Times New Roman" w:hAnsi="Times New Roman" w:eastAsia="Times New Roman" w:cs="Times New Roman"/>
               <w:szCs w:val="24"/>
             </w:rPr>
-            <w:instrText xml:space="preserve"> HYPERLINK \l _Toc7092 </w:instrText>
+            <w:instrText xml:space="preserve"> HYPERLINK \l _Toc1466 </w:instrText>
           </w:r>
           <w:r>
             <w:rPr>
@@ -2219,10 +2243,10 @@
             <w:rPr>
               <w:rFonts w:hint="default"/>
             </w:rPr>
-            <w:t xml:space="preserve">2. </w:t>
-          </w:r>
-          <w:r>
-            <w:t>适用范围</w:t>
+            <w:t xml:space="preserve">3. </w:t>
+          </w:r>
+          <w:r>
+            <w:t>术语、缩略词和定义</w:t>
           </w:r>
           <w:r>
             <w:tab/>
@@ -2231,7 +2255,7 @@
             <w:fldChar w:fldCharType="begin"/>
           </w:r>
           <w:r>
-            <w:instrText xml:space="preserve"> PAGEREF _Toc7092 \h </w:instrText>
+            <w:instrText xml:space="preserve"> PAGEREF _Toc1466 \h </w:instrText>
           </w:r>
           <w:r>
             <w:fldChar w:fldCharType="separate"/>
@@ -2253,9 +2277,23 @@
         <w:p>
           <w:pPr>
             <w:pStyle w:val="16"/>
+            <w:keepNext w:val="0"/>
+            <w:keepLines w:val="0"/>
+            <w:pageBreakBefore w:val="0"/>
+            <w:widowControl w:val="0"/>
             <w:tabs>
               <w:tab w:val="right" w:leader="dot" w:pos="8492"/>
             </w:tabs>
+            <w:kinsoku w:val="0"/>
+            <w:wordWrap/>
+            <w:overflowPunct/>
+            <w:topLinePunct w:val="0"/>
+            <w:autoSpaceDE w:val="0"/>
+            <w:autoSpaceDN w:val="0"/>
+            <w:bidi w:val="0"/>
+            <w:adjustRightInd w:val="0"/>
+            <w:snapToGrid w:val="0"/>
+            <w:textAlignment w:val="baseline"/>
           </w:pPr>
           <w:r>
             <w:rPr>
@@ -2269,7 +2307,7 @@
               <w:rFonts w:ascii="Times New Roman" w:hAnsi="Times New Roman" w:eastAsia="Times New Roman" w:cs="Times New Roman"/>
               <w:szCs w:val="24"/>
             </w:rPr>
-            <w:instrText xml:space="preserve"> HYPERLINK \l _Toc32425 </w:instrText>
+            <w:instrText xml:space="preserve"> HYPERLINK \l _Toc27353 </w:instrText>
           </w:r>
           <w:r>
             <w:rPr>
@@ -2282,10 +2320,10 @@
             <w:rPr>
               <w:rFonts w:hint="default"/>
             </w:rPr>
-            <w:t xml:space="preserve">3. </w:t>
-          </w:r>
-          <w:r>
-            <w:t>术语、缩略词和定义</w:t>
+            <w:t xml:space="preserve">4. </w:t>
+          </w:r>
+          <w:r>
+            <w:t>角色与职责</w:t>
           </w:r>
           <w:r>
             <w:tab/>
@@ -2294,13 +2332,13 @@
             <w:fldChar w:fldCharType="begin"/>
           </w:r>
           <w:r>
-            <w:instrText xml:space="preserve"> PAGEREF _Toc32425 \h </w:instrText>
+            <w:instrText xml:space="preserve"> PAGEREF _Toc27353 \h </w:instrText>
           </w:r>
           <w:r>
             <w:fldChar w:fldCharType="separate"/>
           </w:r>
           <w:r>
-            <w:t>4</w:t>
+            <w:t>5</w:t>
           </w:r>
           <w:r>
             <w:fldChar w:fldCharType="end"/>
@@ -2316,9 +2354,23 @@
         <w:p>
           <w:pPr>
             <w:pStyle w:val="16"/>
+            <w:keepNext w:val="0"/>
+            <w:keepLines w:val="0"/>
+            <w:pageBreakBefore w:val="0"/>
+            <w:widowControl w:val="0"/>
             <w:tabs>
               <w:tab w:val="right" w:leader="dot" w:pos="8492"/>
             </w:tabs>
+            <w:kinsoku w:val="0"/>
+            <w:wordWrap/>
+            <w:overflowPunct/>
+            <w:topLinePunct w:val="0"/>
+            <w:autoSpaceDE w:val="0"/>
+            <w:autoSpaceDN w:val="0"/>
+            <w:bidi w:val="0"/>
+            <w:adjustRightInd w:val="0"/>
+            <w:snapToGrid w:val="0"/>
+            <w:textAlignment w:val="baseline"/>
           </w:pPr>
           <w:r>
             <w:rPr>
@@ -2332,7 +2384,7 @@
               <w:rFonts w:ascii="Times New Roman" w:hAnsi="Times New Roman" w:eastAsia="Times New Roman" w:cs="Times New Roman"/>
               <w:szCs w:val="24"/>
             </w:rPr>
-            <w:instrText xml:space="preserve"> HYPERLINK \l _Toc11040 </w:instrText>
+            <w:instrText xml:space="preserve"> HYPERLINK \l _Toc24602 </w:instrText>
           </w:r>
           <w:r>
             <w:rPr>
@@ -2345,10 +2397,10 @@
             <w:rPr>
               <w:rFonts w:hint="default"/>
             </w:rPr>
-            <w:t xml:space="preserve">4. </w:t>
-          </w:r>
-          <w:r>
-            <w:t>角色与职责</w:t>
+            <w:t xml:space="preserve">5. </w:t>
+          </w:r>
+          <w:r>
+            <w:t>流程</w:t>
           </w:r>
           <w:r>
             <w:tab/>
@@ -2357,13 +2409,867 @@
             <w:fldChar w:fldCharType="begin"/>
           </w:r>
           <w:r>
-            <w:instrText xml:space="preserve"> PAGEREF _Toc11040 \h </w:instrText>
+            <w:instrText xml:space="preserve"> PAGEREF _Toc24602 \h </w:instrText>
           </w:r>
           <w:r>
             <w:fldChar w:fldCharType="separate"/>
           </w:r>
           <w:r>
             <w:t>5</w:t>
+          </w:r>
+          <w:r>
+            <w:fldChar w:fldCharType="end"/>
+          </w:r>
+          <w:r>
+            <w:rPr>
+              <w:rFonts w:ascii="Times New Roman" w:hAnsi="Times New Roman" w:eastAsia="Times New Roman" w:cs="Times New Roman"/>
+              <w:szCs w:val="24"/>
+            </w:rPr>
+            <w:fldChar w:fldCharType="end"/>
+          </w:r>
+        </w:p>
+        <w:p>
+          <w:pPr>
+            <w:pStyle w:val="17"/>
+            <w:keepNext w:val="0"/>
+            <w:keepLines w:val="0"/>
+            <w:pageBreakBefore w:val="0"/>
+            <w:widowControl w:val="0"/>
+            <w:tabs>
+              <w:tab w:val="right" w:leader="dot" w:pos="8492"/>
+            </w:tabs>
+            <w:kinsoku w:val="0"/>
+            <w:wordWrap/>
+            <w:overflowPunct/>
+            <w:topLinePunct w:val="0"/>
+            <w:autoSpaceDE w:val="0"/>
+            <w:autoSpaceDN w:val="0"/>
+            <w:bidi w:val="0"/>
+            <w:adjustRightInd w:val="0"/>
+            <w:snapToGrid w:val="0"/>
+            <w:textAlignment w:val="baseline"/>
+          </w:pPr>
+          <w:r>
+            <w:rPr>
+              <w:rFonts w:ascii="Times New Roman" w:hAnsi="Times New Roman" w:eastAsia="Times New Roman" w:cs="Times New Roman"/>
+              <w:szCs w:val="24"/>
+            </w:rPr>
+            <w:fldChar w:fldCharType="begin"/>
+          </w:r>
+          <w:r>
+            <w:rPr>
+              <w:rFonts w:ascii="Times New Roman" w:hAnsi="Times New Roman" w:eastAsia="Times New Roman" w:cs="Times New Roman"/>
+              <w:szCs w:val="24"/>
+            </w:rPr>
+            <w:instrText xml:space="preserve"> HYPERLINK \l _Toc26092 </w:instrText>
+          </w:r>
+          <w:r>
+            <w:rPr>
+              <w:rFonts w:ascii="Times New Roman" w:hAnsi="Times New Roman" w:eastAsia="Times New Roman" w:cs="Times New Roman"/>
+              <w:szCs w:val="24"/>
+            </w:rPr>
+            <w:fldChar w:fldCharType="separate"/>
+          </w:r>
+          <w:r>
+            <w:rPr>
+              <w:rFonts w:hint="default"/>
+            </w:rPr>
+            <w:t xml:space="preserve">5.1. </w:t>
+          </w:r>
+          <w:r>
+            <w:t>流程说明</w:t>
+          </w:r>
+          <w:r>
+            <w:tab/>
+          </w:r>
+          <w:r>
+            <w:fldChar w:fldCharType="begin"/>
+          </w:r>
+          <w:r>
+            <w:instrText xml:space="preserve"> PAGEREF _Toc26092 \h </w:instrText>
+          </w:r>
+          <w:r>
+            <w:fldChar w:fldCharType="separate"/>
+          </w:r>
+          <w:r>
+            <w:t>5</w:t>
+          </w:r>
+          <w:r>
+            <w:fldChar w:fldCharType="end"/>
+          </w:r>
+          <w:r>
+            <w:rPr>
+              <w:rFonts w:ascii="Times New Roman" w:hAnsi="Times New Roman" w:eastAsia="Times New Roman" w:cs="Times New Roman"/>
+              <w:szCs w:val="24"/>
+            </w:rPr>
+            <w:fldChar w:fldCharType="end"/>
+          </w:r>
+        </w:p>
+        <w:p>
+          <w:pPr>
+            <w:pStyle w:val="17"/>
+            <w:keepNext w:val="0"/>
+            <w:keepLines w:val="0"/>
+            <w:pageBreakBefore w:val="0"/>
+            <w:widowControl w:val="0"/>
+            <w:tabs>
+              <w:tab w:val="right" w:leader="dot" w:pos="8492"/>
+            </w:tabs>
+            <w:kinsoku w:val="0"/>
+            <w:wordWrap/>
+            <w:overflowPunct/>
+            <w:topLinePunct w:val="0"/>
+            <w:autoSpaceDE w:val="0"/>
+            <w:autoSpaceDN w:val="0"/>
+            <w:bidi w:val="0"/>
+            <w:adjustRightInd w:val="0"/>
+            <w:snapToGrid w:val="0"/>
+            <w:textAlignment w:val="baseline"/>
+          </w:pPr>
+          <w:r>
+            <w:rPr>
+              <w:rFonts w:ascii="Times New Roman" w:hAnsi="Times New Roman" w:eastAsia="Times New Roman" w:cs="Times New Roman"/>
+              <w:szCs w:val="24"/>
+            </w:rPr>
+            <w:fldChar w:fldCharType="begin"/>
+          </w:r>
+          <w:r>
+            <w:rPr>
+              <w:rFonts w:ascii="Times New Roman" w:hAnsi="Times New Roman" w:eastAsia="Times New Roman" w:cs="Times New Roman"/>
+              <w:szCs w:val="24"/>
+            </w:rPr>
+            <w:instrText xml:space="preserve"> HYPERLINK \l _Toc26981 </w:instrText>
+          </w:r>
+          <w:r>
+            <w:rPr>
+              <w:rFonts w:ascii="Times New Roman" w:hAnsi="Times New Roman" w:eastAsia="Times New Roman" w:cs="Times New Roman"/>
+              <w:szCs w:val="24"/>
+            </w:rPr>
+            <w:fldChar w:fldCharType="separate"/>
+          </w:r>
+          <w:r>
+            <w:rPr>
+              <w:rFonts w:hint="default"/>
+            </w:rPr>
+            <w:t xml:space="preserve">5.2. </w:t>
+          </w:r>
+          <w:r>
+            <w:t>发布管理程序的原则</w:t>
+          </w:r>
+          <w:r>
+            <w:tab/>
+          </w:r>
+          <w:r>
+            <w:fldChar w:fldCharType="begin"/>
+          </w:r>
+          <w:r>
+            <w:instrText xml:space="preserve"> PAGEREF _Toc26981 \h </w:instrText>
+          </w:r>
+          <w:r>
+            <w:fldChar w:fldCharType="separate"/>
+          </w:r>
+          <w:r>
+            <w:t>6</w:t>
+          </w:r>
+          <w:r>
+            <w:fldChar w:fldCharType="end"/>
+          </w:r>
+          <w:r>
+            <w:rPr>
+              <w:rFonts w:ascii="Times New Roman" w:hAnsi="Times New Roman" w:eastAsia="Times New Roman" w:cs="Times New Roman"/>
+              <w:szCs w:val="24"/>
+            </w:rPr>
+            <w:fldChar w:fldCharType="end"/>
+          </w:r>
+        </w:p>
+        <w:p>
+          <w:pPr>
+            <w:pStyle w:val="17"/>
+            <w:keepNext w:val="0"/>
+            <w:keepLines w:val="0"/>
+            <w:pageBreakBefore w:val="0"/>
+            <w:widowControl w:val="0"/>
+            <w:tabs>
+              <w:tab w:val="right" w:leader="dot" w:pos="8492"/>
+            </w:tabs>
+            <w:kinsoku w:val="0"/>
+            <w:wordWrap/>
+            <w:overflowPunct/>
+            <w:topLinePunct w:val="0"/>
+            <w:autoSpaceDE w:val="0"/>
+            <w:autoSpaceDN w:val="0"/>
+            <w:bidi w:val="0"/>
+            <w:adjustRightInd w:val="0"/>
+            <w:snapToGrid w:val="0"/>
+            <w:textAlignment w:val="baseline"/>
+          </w:pPr>
+          <w:r>
+            <w:rPr>
+              <w:rFonts w:ascii="Times New Roman" w:hAnsi="Times New Roman" w:eastAsia="Times New Roman" w:cs="Times New Roman"/>
+              <w:szCs w:val="24"/>
+            </w:rPr>
+            <w:fldChar w:fldCharType="begin"/>
+          </w:r>
+          <w:r>
+            <w:rPr>
+              <w:rFonts w:ascii="Times New Roman" w:hAnsi="Times New Roman" w:eastAsia="Times New Roman" w:cs="Times New Roman"/>
+              <w:szCs w:val="24"/>
+            </w:rPr>
+            <w:instrText xml:space="preserve"> HYPERLINK \l _Toc3870 </w:instrText>
+          </w:r>
+          <w:r>
+            <w:rPr>
+              <w:rFonts w:ascii="Times New Roman" w:hAnsi="Times New Roman" w:eastAsia="Times New Roman" w:cs="Times New Roman"/>
+              <w:szCs w:val="24"/>
+            </w:rPr>
+            <w:fldChar w:fldCharType="separate"/>
+          </w:r>
+          <w:r>
+            <w:rPr>
+              <w:rFonts w:hint="default"/>
+            </w:rPr>
+            <w:t xml:space="preserve">5.3. </w:t>
+          </w:r>
+          <w:r>
+            <w:rPr>
+              <w:rFonts w:hint="eastAsia"/>
+              <w:lang w:val="en-US" w:eastAsia="zh-CN"/>
+            </w:rPr>
+            <w:t>流</w:t>
+          </w:r>
+          <w:r>
+            <w:t>程图</w:t>
+          </w:r>
+          <w:r>
+            <w:tab/>
+          </w:r>
+          <w:r>
+            <w:fldChar w:fldCharType="begin"/>
+          </w:r>
+          <w:r>
+            <w:instrText xml:space="preserve"> PAGEREF _Toc3870 \h </w:instrText>
+          </w:r>
+          <w:r>
+            <w:fldChar w:fldCharType="separate"/>
+          </w:r>
+          <w:r>
+            <w:t>6</w:t>
+          </w:r>
+          <w:r>
+            <w:fldChar w:fldCharType="end"/>
+          </w:r>
+          <w:r>
+            <w:rPr>
+              <w:rFonts w:ascii="Times New Roman" w:hAnsi="Times New Roman" w:eastAsia="Times New Roman" w:cs="Times New Roman"/>
+              <w:szCs w:val="24"/>
+            </w:rPr>
+            <w:fldChar w:fldCharType="end"/>
+          </w:r>
+        </w:p>
+        <w:p>
+          <w:pPr>
+            <w:pStyle w:val="13"/>
+            <w:keepNext w:val="0"/>
+            <w:keepLines w:val="0"/>
+            <w:pageBreakBefore w:val="0"/>
+            <w:widowControl w:val="0"/>
+            <w:tabs>
+              <w:tab w:val="right" w:leader="dot" w:pos="8492"/>
+            </w:tabs>
+            <w:kinsoku w:val="0"/>
+            <w:wordWrap/>
+            <w:overflowPunct/>
+            <w:topLinePunct w:val="0"/>
+            <w:autoSpaceDE w:val="0"/>
+            <w:autoSpaceDN w:val="0"/>
+            <w:bidi w:val="0"/>
+            <w:adjustRightInd w:val="0"/>
+            <w:snapToGrid w:val="0"/>
+            <w:textAlignment w:val="baseline"/>
+          </w:pPr>
+          <w:r>
+            <w:rPr>
+              <w:rFonts w:ascii="Times New Roman" w:hAnsi="Times New Roman" w:eastAsia="Times New Roman" w:cs="Times New Roman"/>
+              <w:szCs w:val="24"/>
+            </w:rPr>
+            <w:fldChar w:fldCharType="begin"/>
+          </w:r>
+          <w:r>
+            <w:rPr>
+              <w:rFonts w:ascii="Times New Roman" w:hAnsi="Times New Roman" w:eastAsia="Times New Roman" w:cs="Times New Roman"/>
+              <w:szCs w:val="24"/>
+            </w:rPr>
+            <w:instrText xml:space="preserve"> HYPERLINK \l _Toc186 </w:instrText>
+          </w:r>
+          <w:r>
+            <w:rPr>
+              <w:rFonts w:ascii="Times New Roman" w:hAnsi="Times New Roman" w:eastAsia="Times New Roman" w:cs="Times New Roman"/>
+              <w:szCs w:val="24"/>
+            </w:rPr>
+            <w:fldChar w:fldCharType="separate"/>
+          </w:r>
+          <w:r>
+            <w:rPr>
+              <w:rFonts w:hint="default"/>
+            </w:rPr>
+            <w:t xml:space="preserve">5.3.1. </w:t>
+          </w:r>
+          <w:r>
+            <w:t>发布的来源</w:t>
+          </w:r>
+          <w:r>
+            <w:tab/>
+          </w:r>
+          <w:r>
+            <w:fldChar w:fldCharType="begin"/>
+          </w:r>
+          <w:r>
+            <w:instrText xml:space="preserve"> PAGEREF _Toc186 \h </w:instrText>
+          </w:r>
+          <w:r>
+            <w:fldChar w:fldCharType="separate"/>
+          </w:r>
+          <w:r>
+            <w:t>9</w:t>
+          </w:r>
+          <w:r>
+            <w:fldChar w:fldCharType="end"/>
+          </w:r>
+          <w:r>
+            <w:rPr>
+              <w:rFonts w:ascii="Times New Roman" w:hAnsi="Times New Roman" w:eastAsia="Times New Roman" w:cs="Times New Roman"/>
+              <w:szCs w:val="24"/>
+            </w:rPr>
+            <w:fldChar w:fldCharType="end"/>
+          </w:r>
+        </w:p>
+        <w:p>
+          <w:pPr>
+            <w:pStyle w:val="13"/>
+            <w:keepNext w:val="0"/>
+            <w:keepLines w:val="0"/>
+            <w:pageBreakBefore w:val="0"/>
+            <w:widowControl w:val="0"/>
+            <w:tabs>
+              <w:tab w:val="right" w:leader="dot" w:pos="8492"/>
+            </w:tabs>
+            <w:kinsoku w:val="0"/>
+            <w:wordWrap/>
+            <w:overflowPunct/>
+            <w:topLinePunct w:val="0"/>
+            <w:autoSpaceDE w:val="0"/>
+            <w:autoSpaceDN w:val="0"/>
+            <w:bidi w:val="0"/>
+            <w:adjustRightInd w:val="0"/>
+            <w:snapToGrid w:val="0"/>
+            <w:textAlignment w:val="baseline"/>
+          </w:pPr>
+          <w:r>
+            <w:rPr>
+              <w:rFonts w:ascii="Times New Roman" w:hAnsi="Times New Roman" w:eastAsia="Times New Roman" w:cs="Times New Roman"/>
+              <w:szCs w:val="24"/>
+            </w:rPr>
+            <w:fldChar w:fldCharType="begin"/>
+          </w:r>
+          <w:r>
+            <w:rPr>
+              <w:rFonts w:ascii="Times New Roman" w:hAnsi="Times New Roman" w:eastAsia="Times New Roman" w:cs="Times New Roman"/>
+              <w:szCs w:val="24"/>
+            </w:rPr>
+            <w:instrText xml:space="preserve"> HYPERLINK \l _Toc27137 </w:instrText>
+          </w:r>
+          <w:r>
+            <w:rPr>
+              <w:rFonts w:ascii="Times New Roman" w:hAnsi="Times New Roman" w:eastAsia="Times New Roman" w:cs="Times New Roman"/>
+              <w:szCs w:val="24"/>
+            </w:rPr>
+            <w:fldChar w:fldCharType="separate"/>
+          </w:r>
+          <w:r>
+            <w:rPr>
+              <w:rFonts w:hint="default"/>
+            </w:rPr>
+            <w:t xml:space="preserve">5.3.2. </w:t>
+          </w:r>
+          <w:r>
+            <w:t>制定发布策略</w:t>
+          </w:r>
+          <w:r>
+            <w:tab/>
+          </w:r>
+          <w:r>
+            <w:fldChar w:fldCharType="begin"/>
+          </w:r>
+          <w:r>
+            <w:instrText xml:space="preserve"> PAGEREF _Toc27137 \h </w:instrText>
+          </w:r>
+          <w:r>
+            <w:fldChar w:fldCharType="separate"/>
+          </w:r>
+          <w:r>
+            <w:t>9</w:t>
+          </w:r>
+          <w:r>
+            <w:fldChar w:fldCharType="end"/>
+          </w:r>
+          <w:r>
+            <w:rPr>
+              <w:rFonts w:ascii="Times New Roman" w:hAnsi="Times New Roman" w:eastAsia="Times New Roman" w:cs="Times New Roman"/>
+              <w:szCs w:val="24"/>
+            </w:rPr>
+            <w:fldChar w:fldCharType="end"/>
+          </w:r>
+        </w:p>
+        <w:p>
+          <w:pPr>
+            <w:pStyle w:val="13"/>
+            <w:keepNext w:val="0"/>
+            <w:keepLines w:val="0"/>
+            <w:pageBreakBefore w:val="0"/>
+            <w:widowControl w:val="0"/>
+            <w:tabs>
+              <w:tab w:val="right" w:leader="dot" w:pos="8492"/>
+            </w:tabs>
+            <w:kinsoku w:val="0"/>
+            <w:wordWrap/>
+            <w:overflowPunct/>
+            <w:topLinePunct w:val="0"/>
+            <w:autoSpaceDE w:val="0"/>
+            <w:autoSpaceDN w:val="0"/>
+            <w:bidi w:val="0"/>
+            <w:adjustRightInd w:val="0"/>
+            <w:snapToGrid w:val="0"/>
+            <w:textAlignment w:val="baseline"/>
+          </w:pPr>
+          <w:r>
+            <w:rPr>
+              <w:rFonts w:ascii="Times New Roman" w:hAnsi="Times New Roman" w:eastAsia="Times New Roman" w:cs="Times New Roman"/>
+              <w:szCs w:val="24"/>
+            </w:rPr>
+            <w:fldChar w:fldCharType="begin"/>
+          </w:r>
+          <w:r>
+            <w:rPr>
+              <w:rFonts w:ascii="Times New Roman" w:hAnsi="Times New Roman" w:eastAsia="Times New Roman" w:cs="Times New Roman"/>
+              <w:szCs w:val="24"/>
+            </w:rPr>
+            <w:instrText xml:space="preserve"> HYPERLINK \l _Toc137 </w:instrText>
+          </w:r>
+          <w:r>
+            <w:rPr>
+              <w:rFonts w:ascii="Times New Roman" w:hAnsi="Times New Roman" w:eastAsia="Times New Roman" w:cs="Times New Roman"/>
+              <w:szCs w:val="24"/>
+            </w:rPr>
+            <w:fldChar w:fldCharType="separate"/>
+          </w:r>
+          <w:r>
+            <w:rPr>
+              <w:rFonts w:hint="default"/>
+            </w:rPr>
+            <w:t xml:space="preserve">5.3.3. </w:t>
+          </w:r>
+          <w:r>
+            <w:t>发布的设计、构建和配置</w:t>
+          </w:r>
+          <w:r>
+            <w:tab/>
+          </w:r>
+          <w:r>
+            <w:fldChar w:fldCharType="begin"/>
+          </w:r>
+          <w:r>
+            <w:instrText xml:space="preserve"> PAGEREF _Toc137 \h </w:instrText>
+          </w:r>
+          <w:r>
+            <w:fldChar w:fldCharType="separate"/>
+          </w:r>
+          <w:r>
+            <w:t>9</w:t>
+          </w:r>
+          <w:r>
+            <w:fldChar w:fldCharType="end"/>
+          </w:r>
+          <w:r>
+            <w:rPr>
+              <w:rFonts w:ascii="Times New Roman" w:hAnsi="Times New Roman" w:eastAsia="Times New Roman" w:cs="Times New Roman"/>
+              <w:szCs w:val="24"/>
+            </w:rPr>
+            <w:fldChar w:fldCharType="end"/>
+          </w:r>
+        </w:p>
+        <w:p>
+          <w:pPr>
+            <w:pStyle w:val="13"/>
+            <w:keepNext w:val="0"/>
+            <w:keepLines w:val="0"/>
+            <w:pageBreakBefore w:val="0"/>
+            <w:widowControl w:val="0"/>
+            <w:tabs>
+              <w:tab w:val="right" w:leader="dot" w:pos="8492"/>
+            </w:tabs>
+            <w:kinsoku w:val="0"/>
+            <w:wordWrap/>
+            <w:overflowPunct/>
+            <w:topLinePunct w:val="0"/>
+            <w:autoSpaceDE w:val="0"/>
+            <w:autoSpaceDN w:val="0"/>
+            <w:bidi w:val="0"/>
+            <w:adjustRightInd w:val="0"/>
+            <w:snapToGrid w:val="0"/>
+            <w:textAlignment w:val="baseline"/>
+          </w:pPr>
+          <w:r>
+            <w:rPr>
+              <w:rFonts w:ascii="Times New Roman" w:hAnsi="Times New Roman" w:eastAsia="Times New Roman" w:cs="Times New Roman"/>
+              <w:szCs w:val="24"/>
+            </w:rPr>
+            <w:fldChar w:fldCharType="begin"/>
+          </w:r>
+          <w:r>
+            <w:rPr>
+              <w:rFonts w:ascii="Times New Roman" w:hAnsi="Times New Roman" w:eastAsia="Times New Roman" w:cs="Times New Roman"/>
+              <w:szCs w:val="24"/>
+            </w:rPr>
+            <w:instrText xml:space="preserve"> HYPERLINK \l _Toc24519 </w:instrText>
+          </w:r>
+          <w:r>
+            <w:rPr>
+              <w:rFonts w:ascii="Times New Roman" w:hAnsi="Times New Roman" w:eastAsia="Times New Roman" w:cs="Times New Roman"/>
+              <w:szCs w:val="24"/>
+            </w:rPr>
+            <w:fldChar w:fldCharType="separate"/>
+          </w:r>
+          <w:r>
+            <w:rPr>
+              <w:rFonts w:hint="default"/>
+            </w:rPr>
+            <w:t xml:space="preserve">5.3.4. </w:t>
+          </w:r>
+          <w:r>
+            <w:t>发布测试和验收</w:t>
+          </w:r>
+          <w:r>
+            <w:tab/>
+          </w:r>
+          <w:r>
+            <w:fldChar w:fldCharType="begin"/>
+          </w:r>
+          <w:r>
+            <w:instrText xml:space="preserve"> PAGEREF _Toc24519 \h </w:instrText>
+          </w:r>
+          <w:r>
+            <w:fldChar w:fldCharType="separate"/>
+          </w:r>
+          <w:r>
+            <w:t>9</w:t>
+          </w:r>
+          <w:r>
+            <w:fldChar w:fldCharType="end"/>
+          </w:r>
+          <w:r>
+            <w:rPr>
+              <w:rFonts w:ascii="Times New Roman" w:hAnsi="Times New Roman" w:eastAsia="Times New Roman" w:cs="Times New Roman"/>
+              <w:szCs w:val="24"/>
+            </w:rPr>
+            <w:fldChar w:fldCharType="end"/>
+          </w:r>
+        </w:p>
+        <w:p>
+          <w:pPr>
+            <w:pStyle w:val="13"/>
+            <w:keepNext w:val="0"/>
+            <w:keepLines w:val="0"/>
+            <w:pageBreakBefore w:val="0"/>
+            <w:widowControl w:val="0"/>
+            <w:tabs>
+              <w:tab w:val="right" w:leader="dot" w:pos="8492"/>
+            </w:tabs>
+            <w:kinsoku w:val="0"/>
+            <w:wordWrap/>
+            <w:overflowPunct/>
+            <w:topLinePunct w:val="0"/>
+            <w:autoSpaceDE w:val="0"/>
+            <w:autoSpaceDN w:val="0"/>
+            <w:bidi w:val="0"/>
+            <w:adjustRightInd w:val="0"/>
+            <w:snapToGrid w:val="0"/>
+            <w:textAlignment w:val="baseline"/>
+          </w:pPr>
+          <w:r>
+            <w:rPr>
+              <w:rFonts w:ascii="Times New Roman" w:hAnsi="Times New Roman" w:eastAsia="Times New Roman" w:cs="Times New Roman"/>
+              <w:szCs w:val="24"/>
+            </w:rPr>
+            <w:fldChar w:fldCharType="begin"/>
+          </w:r>
+          <w:r>
+            <w:rPr>
+              <w:rFonts w:ascii="Times New Roman" w:hAnsi="Times New Roman" w:eastAsia="Times New Roman" w:cs="Times New Roman"/>
+              <w:szCs w:val="24"/>
+            </w:rPr>
+            <w:instrText xml:space="preserve"> HYPERLINK \l _Toc19385 </w:instrText>
+          </w:r>
+          <w:r>
+            <w:rPr>
+              <w:rFonts w:ascii="Times New Roman" w:hAnsi="Times New Roman" w:eastAsia="Times New Roman" w:cs="Times New Roman"/>
+              <w:szCs w:val="24"/>
+            </w:rPr>
+            <w:fldChar w:fldCharType="separate"/>
+          </w:r>
+          <w:r>
+            <w:rPr>
+              <w:rFonts w:hint="default"/>
+            </w:rPr>
+            <w:t xml:space="preserve">5.3.5. </w:t>
+          </w:r>
+          <w:r>
+            <w:t>发布验证</w:t>
+          </w:r>
+          <w:r>
+            <w:tab/>
+          </w:r>
+          <w:r>
+            <w:fldChar w:fldCharType="begin"/>
+          </w:r>
+          <w:r>
+            <w:instrText xml:space="preserve"> PAGEREF _Toc19385 \h </w:instrText>
+          </w:r>
+          <w:r>
+            <w:fldChar w:fldCharType="separate"/>
+          </w:r>
+          <w:r>
+            <w:t>9</w:t>
+          </w:r>
+          <w:r>
+            <w:fldChar w:fldCharType="end"/>
+          </w:r>
+          <w:r>
+            <w:rPr>
+              <w:rFonts w:ascii="Times New Roman" w:hAnsi="Times New Roman" w:eastAsia="Times New Roman" w:cs="Times New Roman"/>
+              <w:szCs w:val="24"/>
+            </w:rPr>
+            <w:fldChar w:fldCharType="end"/>
+          </w:r>
+        </w:p>
+        <w:p>
+          <w:pPr>
+            <w:pStyle w:val="13"/>
+            <w:keepNext w:val="0"/>
+            <w:keepLines w:val="0"/>
+            <w:pageBreakBefore w:val="0"/>
+            <w:widowControl w:val="0"/>
+            <w:tabs>
+              <w:tab w:val="right" w:leader="dot" w:pos="8492"/>
+            </w:tabs>
+            <w:kinsoku w:val="0"/>
+            <w:wordWrap/>
+            <w:overflowPunct/>
+            <w:topLinePunct w:val="0"/>
+            <w:autoSpaceDE w:val="0"/>
+            <w:autoSpaceDN w:val="0"/>
+            <w:bidi w:val="0"/>
+            <w:adjustRightInd w:val="0"/>
+            <w:snapToGrid w:val="0"/>
+            <w:textAlignment w:val="baseline"/>
+          </w:pPr>
+          <w:r>
+            <w:rPr>
+              <w:rFonts w:ascii="Times New Roman" w:hAnsi="Times New Roman" w:eastAsia="Times New Roman" w:cs="Times New Roman"/>
+              <w:szCs w:val="24"/>
+            </w:rPr>
+            <w:fldChar w:fldCharType="begin"/>
+          </w:r>
+          <w:r>
+            <w:rPr>
+              <w:rFonts w:ascii="Times New Roman" w:hAnsi="Times New Roman" w:eastAsia="Times New Roman" w:cs="Times New Roman"/>
+              <w:szCs w:val="24"/>
+            </w:rPr>
+            <w:instrText xml:space="preserve"> HYPERLINK \l _Toc21584 </w:instrText>
+          </w:r>
+          <w:r>
+            <w:rPr>
+              <w:rFonts w:ascii="Times New Roman" w:hAnsi="Times New Roman" w:eastAsia="Times New Roman" w:cs="Times New Roman"/>
+              <w:szCs w:val="24"/>
+            </w:rPr>
+            <w:fldChar w:fldCharType="separate"/>
+          </w:r>
+          <w:r>
+            <w:rPr>
+              <w:rFonts w:hint="default"/>
+            </w:rPr>
+            <w:t xml:space="preserve">5.3.6. </w:t>
+          </w:r>
+          <w:r>
+            <w:t>发布回退</w:t>
+          </w:r>
+          <w:r>
+            <w:tab/>
+          </w:r>
+          <w:r>
+            <w:fldChar w:fldCharType="begin"/>
+          </w:r>
+          <w:r>
+            <w:instrText xml:space="preserve"> PAGEREF _Toc21584 \h </w:instrText>
+          </w:r>
+          <w:r>
+            <w:fldChar w:fldCharType="separate"/>
+          </w:r>
+          <w:r>
+            <w:t>10</w:t>
+          </w:r>
+          <w:r>
+            <w:fldChar w:fldCharType="end"/>
+          </w:r>
+          <w:r>
+            <w:rPr>
+              <w:rFonts w:ascii="Times New Roman" w:hAnsi="Times New Roman" w:eastAsia="Times New Roman" w:cs="Times New Roman"/>
+              <w:szCs w:val="24"/>
+            </w:rPr>
+            <w:fldChar w:fldCharType="end"/>
+          </w:r>
+        </w:p>
+        <w:p>
+          <w:pPr>
+            <w:pStyle w:val="13"/>
+            <w:keepNext w:val="0"/>
+            <w:keepLines w:val="0"/>
+            <w:pageBreakBefore w:val="0"/>
+            <w:widowControl w:val="0"/>
+            <w:tabs>
+              <w:tab w:val="right" w:leader="dot" w:pos="8492"/>
+            </w:tabs>
+            <w:kinsoku w:val="0"/>
+            <w:wordWrap/>
+            <w:overflowPunct/>
+            <w:topLinePunct w:val="0"/>
+            <w:autoSpaceDE w:val="0"/>
+            <w:autoSpaceDN w:val="0"/>
+            <w:bidi w:val="0"/>
+            <w:adjustRightInd w:val="0"/>
+            <w:snapToGrid w:val="0"/>
+            <w:textAlignment w:val="baseline"/>
+          </w:pPr>
+          <w:r>
+            <w:rPr>
+              <w:rFonts w:ascii="Times New Roman" w:hAnsi="Times New Roman" w:eastAsia="Times New Roman" w:cs="Times New Roman"/>
+              <w:szCs w:val="24"/>
+            </w:rPr>
+            <w:fldChar w:fldCharType="begin"/>
+          </w:r>
+          <w:r>
+            <w:rPr>
+              <w:rFonts w:ascii="Times New Roman" w:hAnsi="Times New Roman" w:eastAsia="Times New Roman" w:cs="Times New Roman"/>
+              <w:szCs w:val="24"/>
+            </w:rPr>
+            <w:instrText xml:space="preserve"> HYPERLINK \l _Toc22771 </w:instrText>
+          </w:r>
+          <w:r>
+            <w:rPr>
+              <w:rFonts w:ascii="Times New Roman" w:hAnsi="Times New Roman" w:eastAsia="Times New Roman" w:cs="Times New Roman"/>
+              <w:szCs w:val="24"/>
+            </w:rPr>
+            <w:fldChar w:fldCharType="separate"/>
+          </w:r>
+          <w:r>
+            <w:rPr>
+              <w:rFonts w:hint="default"/>
+            </w:rPr>
+            <w:t xml:space="preserve">5.3.7. </w:t>
+          </w:r>
+          <w:r>
+            <w:t>分发和安装</w:t>
+          </w:r>
+          <w:r>
+            <w:tab/>
+          </w:r>
+          <w:r>
+            <w:fldChar w:fldCharType="begin"/>
+          </w:r>
+          <w:r>
+            <w:instrText xml:space="preserve"> PAGEREF _Toc22771 \h </w:instrText>
+          </w:r>
+          <w:r>
+            <w:fldChar w:fldCharType="separate"/>
+          </w:r>
+          <w:r>
+            <w:t>10</w:t>
+          </w:r>
+          <w:r>
+            <w:fldChar w:fldCharType="end"/>
+          </w:r>
+          <w:r>
+            <w:rPr>
+              <w:rFonts w:ascii="Times New Roman" w:hAnsi="Times New Roman" w:eastAsia="Times New Roman" w:cs="Times New Roman"/>
+              <w:szCs w:val="24"/>
+            </w:rPr>
+            <w:fldChar w:fldCharType="end"/>
+          </w:r>
+        </w:p>
+        <w:p>
+          <w:pPr>
+            <w:pStyle w:val="13"/>
+            <w:keepNext w:val="0"/>
+            <w:keepLines w:val="0"/>
+            <w:pageBreakBefore w:val="0"/>
+            <w:widowControl w:val="0"/>
+            <w:tabs>
+              <w:tab w:val="right" w:leader="dot" w:pos="8492"/>
+            </w:tabs>
+            <w:kinsoku w:val="0"/>
+            <w:wordWrap/>
+            <w:overflowPunct/>
+            <w:topLinePunct w:val="0"/>
+            <w:autoSpaceDE w:val="0"/>
+            <w:autoSpaceDN w:val="0"/>
+            <w:bidi w:val="0"/>
+            <w:adjustRightInd w:val="0"/>
+            <w:snapToGrid w:val="0"/>
+            <w:textAlignment w:val="baseline"/>
+          </w:pPr>
+          <w:r>
+            <w:rPr>
+              <w:rFonts w:ascii="Times New Roman" w:hAnsi="Times New Roman" w:eastAsia="Times New Roman" w:cs="Times New Roman"/>
+              <w:szCs w:val="24"/>
+            </w:rPr>
+            <w:fldChar w:fldCharType="begin"/>
+          </w:r>
+          <w:r>
+            <w:rPr>
+              <w:rFonts w:ascii="Times New Roman" w:hAnsi="Times New Roman" w:eastAsia="Times New Roman" w:cs="Times New Roman"/>
+              <w:szCs w:val="24"/>
+            </w:rPr>
+            <w:instrText xml:space="preserve"> HYPERLINK \l _Toc9409 </w:instrText>
+          </w:r>
+          <w:r>
+            <w:rPr>
+              <w:rFonts w:ascii="Times New Roman" w:hAnsi="Times New Roman" w:eastAsia="Times New Roman" w:cs="Times New Roman"/>
+              <w:szCs w:val="24"/>
+            </w:rPr>
+            <w:fldChar w:fldCharType="separate"/>
+          </w:r>
+          <w:r>
+            <w:rPr>
+              <w:rFonts w:hint="default"/>
+            </w:rPr>
+            <w:t xml:space="preserve">5.3.8. </w:t>
+          </w:r>
+          <w:r>
+            <w:t>发布总结、关闭</w:t>
+          </w:r>
+          <w:r>
+            <w:tab/>
+          </w:r>
+          <w:r>
+            <w:fldChar w:fldCharType="begin"/>
+          </w:r>
+          <w:r>
+            <w:instrText xml:space="preserve"> PAGEREF _Toc9409 \h </w:instrText>
+          </w:r>
+          <w:r>
+            <w:fldChar w:fldCharType="separate"/>
+          </w:r>
+          <w:r>
+            <w:t>10</w:t>
           </w:r>
           <w:r>
             <w:fldChar w:fldCharType="end"/>
@@ -2379,9 +3285,23 @@
         <w:p>
           <w:pPr>
             <w:pStyle w:val="16"/>
+            <w:keepNext w:val="0"/>
+            <w:keepLines w:val="0"/>
+            <w:pageBreakBefore w:val="0"/>
+            <w:widowControl w:val="0"/>
             <w:tabs>
               <w:tab w:val="right" w:leader="dot" w:pos="8492"/>
             </w:tabs>
+            <w:kinsoku w:val="0"/>
+            <w:wordWrap/>
+            <w:overflowPunct/>
+            <w:topLinePunct w:val="0"/>
+            <w:autoSpaceDE w:val="0"/>
+            <w:autoSpaceDN w:val="0"/>
+            <w:bidi w:val="0"/>
+            <w:adjustRightInd w:val="0"/>
+            <w:snapToGrid w:val="0"/>
+            <w:textAlignment w:val="baseline"/>
           </w:pPr>
           <w:r>
             <w:rPr>
@@ -2395,7 +3315,7 @@
               <w:rFonts w:ascii="Times New Roman" w:hAnsi="Times New Roman" w:eastAsia="Times New Roman" w:cs="Times New Roman"/>
               <w:szCs w:val="24"/>
             </w:rPr>
-            <w:instrText xml:space="preserve"> HYPERLINK \l _Toc6761 </w:instrText>
+            <w:instrText xml:space="preserve"> HYPERLINK \l _Toc21861 </w:instrText>
           </w:r>
           <w:r>
             <w:rPr>
@@ -2408,10 +3328,10 @@
             <w:rPr>
               <w:rFonts w:hint="default"/>
             </w:rPr>
-            <w:t xml:space="preserve">5. </w:t>
-          </w:r>
-          <w:r>
-            <w:t>流程</w:t>
+            <w:t xml:space="preserve">6. </w:t>
+          </w:r>
+          <w:r>
+            <w:t>与其他流程关系</w:t>
           </w:r>
           <w:r>
             <w:tab/>
@@ -2420,707 +3340,7 @@
             <w:fldChar w:fldCharType="begin"/>
           </w:r>
           <w:r>
-            <w:instrText xml:space="preserve"> PAGEREF _Toc6761 \h </w:instrText>
-          </w:r>
-          <w:r>
-            <w:fldChar w:fldCharType="separate"/>
-          </w:r>
-          <w:r>
-            <w:t>5</w:t>
-          </w:r>
-          <w:r>
-            <w:fldChar w:fldCharType="end"/>
-          </w:r>
-          <w:r>
-            <w:rPr>
-              <w:rFonts w:ascii="Times New Roman" w:hAnsi="Times New Roman" w:eastAsia="Times New Roman" w:cs="Times New Roman"/>
-              <w:szCs w:val="24"/>
-            </w:rPr>
-            <w:fldChar w:fldCharType="end"/>
-          </w:r>
-        </w:p>
-        <w:p>
-          <w:pPr>
-            <w:pStyle w:val="17"/>
-            <w:tabs>
-              <w:tab w:val="right" w:leader="dot" w:pos="8492"/>
-            </w:tabs>
-          </w:pPr>
-          <w:r>
-            <w:rPr>
-              <w:rFonts w:ascii="Times New Roman" w:hAnsi="Times New Roman" w:eastAsia="Times New Roman" w:cs="Times New Roman"/>
-              <w:szCs w:val="24"/>
-            </w:rPr>
-            <w:fldChar w:fldCharType="begin"/>
-          </w:r>
-          <w:r>
-            <w:rPr>
-              <w:rFonts w:ascii="Times New Roman" w:hAnsi="Times New Roman" w:eastAsia="Times New Roman" w:cs="Times New Roman"/>
-              <w:szCs w:val="24"/>
-            </w:rPr>
-            <w:instrText xml:space="preserve"> HYPERLINK \l _Toc20591 </w:instrText>
-          </w:r>
-          <w:r>
-            <w:rPr>
-              <w:rFonts w:ascii="Times New Roman" w:hAnsi="Times New Roman" w:eastAsia="Times New Roman" w:cs="Times New Roman"/>
-              <w:szCs w:val="24"/>
-            </w:rPr>
-            <w:fldChar w:fldCharType="separate"/>
-          </w:r>
-          <w:r>
-            <w:rPr>
-              <w:rFonts w:hint="default"/>
-            </w:rPr>
-            <w:t xml:space="preserve">5.1. </w:t>
-          </w:r>
-          <w:r>
-            <w:t>流程说明</w:t>
-          </w:r>
-          <w:r>
-            <w:tab/>
-          </w:r>
-          <w:r>
-            <w:fldChar w:fldCharType="begin"/>
-          </w:r>
-          <w:r>
-            <w:instrText xml:space="preserve"> PAGEREF _Toc20591 \h </w:instrText>
-          </w:r>
-          <w:r>
-            <w:fldChar w:fldCharType="separate"/>
-          </w:r>
-          <w:r>
-            <w:t>5</w:t>
-          </w:r>
-          <w:r>
-            <w:fldChar w:fldCharType="end"/>
-          </w:r>
-          <w:r>
-            <w:rPr>
-              <w:rFonts w:ascii="Times New Roman" w:hAnsi="Times New Roman" w:eastAsia="Times New Roman" w:cs="Times New Roman"/>
-              <w:szCs w:val="24"/>
-            </w:rPr>
-            <w:fldChar w:fldCharType="end"/>
-          </w:r>
-        </w:p>
-        <w:p>
-          <w:pPr>
-            <w:pStyle w:val="17"/>
-            <w:tabs>
-              <w:tab w:val="right" w:leader="dot" w:pos="8492"/>
-            </w:tabs>
-          </w:pPr>
-          <w:r>
-            <w:rPr>
-              <w:rFonts w:ascii="Times New Roman" w:hAnsi="Times New Roman" w:eastAsia="Times New Roman" w:cs="Times New Roman"/>
-              <w:szCs w:val="24"/>
-            </w:rPr>
-            <w:fldChar w:fldCharType="begin"/>
-          </w:r>
-          <w:r>
-            <w:rPr>
-              <w:rFonts w:ascii="Times New Roman" w:hAnsi="Times New Roman" w:eastAsia="Times New Roman" w:cs="Times New Roman"/>
-              <w:szCs w:val="24"/>
-            </w:rPr>
-            <w:instrText xml:space="preserve"> HYPERLINK \l _Toc15595 </w:instrText>
-          </w:r>
-          <w:r>
-            <w:rPr>
-              <w:rFonts w:ascii="Times New Roman" w:hAnsi="Times New Roman" w:eastAsia="Times New Roman" w:cs="Times New Roman"/>
-              <w:szCs w:val="24"/>
-            </w:rPr>
-            <w:fldChar w:fldCharType="separate"/>
-          </w:r>
-          <w:r>
-            <w:rPr>
-              <w:rFonts w:hint="default"/>
-            </w:rPr>
-            <w:t xml:space="preserve">5.2. </w:t>
-          </w:r>
-          <w:r>
-            <w:t>发布管理程序的原则</w:t>
-          </w:r>
-          <w:r>
-            <w:tab/>
-          </w:r>
-          <w:r>
-            <w:fldChar w:fldCharType="begin"/>
-          </w:r>
-          <w:r>
-            <w:instrText xml:space="preserve"> PAGEREF _Toc15595 \h </w:instrText>
-          </w:r>
-          <w:r>
-            <w:fldChar w:fldCharType="separate"/>
-          </w:r>
-          <w:r>
-            <w:t>6</w:t>
-          </w:r>
-          <w:r>
-            <w:fldChar w:fldCharType="end"/>
-          </w:r>
-          <w:r>
-            <w:rPr>
-              <w:rFonts w:ascii="Times New Roman" w:hAnsi="Times New Roman" w:eastAsia="Times New Roman" w:cs="Times New Roman"/>
-              <w:szCs w:val="24"/>
-            </w:rPr>
-            <w:fldChar w:fldCharType="end"/>
-          </w:r>
-        </w:p>
-        <w:p>
-          <w:pPr>
-            <w:pStyle w:val="17"/>
-            <w:tabs>
-              <w:tab w:val="right" w:leader="dot" w:pos="8492"/>
-            </w:tabs>
-          </w:pPr>
-          <w:r>
-            <w:rPr>
-              <w:rFonts w:ascii="Times New Roman" w:hAnsi="Times New Roman" w:eastAsia="Times New Roman" w:cs="Times New Roman"/>
-              <w:szCs w:val="24"/>
-            </w:rPr>
-            <w:fldChar w:fldCharType="begin"/>
-          </w:r>
-          <w:r>
-            <w:rPr>
-              <w:rFonts w:ascii="Times New Roman" w:hAnsi="Times New Roman" w:eastAsia="Times New Roman" w:cs="Times New Roman"/>
-              <w:szCs w:val="24"/>
-            </w:rPr>
-            <w:instrText xml:space="preserve"> HYPERLINK \l _Toc15677 </w:instrText>
-          </w:r>
-          <w:r>
-            <w:rPr>
-              <w:rFonts w:ascii="Times New Roman" w:hAnsi="Times New Roman" w:eastAsia="Times New Roman" w:cs="Times New Roman"/>
-              <w:szCs w:val="24"/>
-            </w:rPr>
-            <w:fldChar w:fldCharType="separate"/>
-          </w:r>
-          <w:r>
-            <w:rPr>
-              <w:rFonts w:hint="default"/>
-            </w:rPr>
-            <w:t xml:space="preserve">5.3. </w:t>
-          </w:r>
-          <w:r>
-            <w:rPr>
-              <w:rFonts w:hint="eastAsia"/>
-              <w:lang w:val="en-US" w:eastAsia="zh-CN"/>
-            </w:rPr>
-            <w:t>流</w:t>
-          </w:r>
-          <w:r>
-            <w:t>程图</w:t>
-          </w:r>
-          <w:r>
-            <w:tab/>
-          </w:r>
-          <w:r>
-            <w:fldChar w:fldCharType="begin"/>
-          </w:r>
-          <w:r>
-            <w:instrText xml:space="preserve"> PAGEREF _Toc15677 \h </w:instrText>
-          </w:r>
-          <w:r>
-            <w:fldChar w:fldCharType="separate"/>
-          </w:r>
-          <w:r>
-            <w:t>6</w:t>
-          </w:r>
-          <w:r>
-            <w:fldChar w:fldCharType="end"/>
-          </w:r>
-          <w:r>
-            <w:rPr>
-              <w:rFonts w:ascii="Times New Roman" w:hAnsi="Times New Roman" w:eastAsia="Times New Roman" w:cs="Times New Roman"/>
-              <w:szCs w:val="24"/>
-            </w:rPr>
-            <w:fldChar w:fldCharType="end"/>
-          </w:r>
-        </w:p>
-        <w:p>
-          <w:pPr>
-            <w:pStyle w:val="13"/>
-            <w:tabs>
-              <w:tab w:val="right" w:leader="dot" w:pos="8492"/>
-            </w:tabs>
-          </w:pPr>
-          <w:r>
-            <w:rPr>
-              <w:rFonts w:ascii="Times New Roman" w:hAnsi="Times New Roman" w:eastAsia="Times New Roman" w:cs="Times New Roman"/>
-              <w:szCs w:val="24"/>
-            </w:rPr>
-            <w:fldChar w:fldCharType="begin"/>
-          </w:r>
-          <w:r>
-            <w:rPr>
-              <w:rFonts w:ascii="Times New Roman" w:hAnsi="Times New Roman" w:eastAsia="Times New Roman" w:cs="Times New Roman"/>
-              <w:szCs w:val="24"/>
-            </w:rPr>
-            <w:instrText xml:space="preserve"> HYPERLINK \l _Toc22179 </w:instrText>
-          </w:r>
-          <w:r>
-            <w:rPr>
-              <w:rFonts w:ascii="Times New Roman" w:hAnsi="Times New Roman" w:eastAsia="Times New Roman" w:cs="Times New Roman"/>
-              <w:szCs w:val="24"/>
-            </w:rPr>
-            <w:fldChar w:fldCharType="separate"/>
-          </w:r>
-          <w:r>
-            <w:rPr>
-              <w:rFonts w:hint="default"/>
-            </w:rPr>
-            <w:t xml:space="preserve">5.3.1. </w:t>
-          </w:r>
-          <w:r>
-            <w:t>发布的来源</w:t>
-          </w:r>
-          <w:r>
-            <w:tab/>
-          </w:r>
-          <w:r>
-            <w:fldChar w:fldCharType="begin"/>
-          </w:r>
-          <w:r>
-            <w:instrText xml:space="preserve"> PAGEREF _Toc22179 \h </w:instrText>
-          </w:r>
-          <w:r>
-            <w:fldChar w:fldCharType="separate"/>
-          </w:r>
-          <w:r>
-            <w:t>9</w:t>
-          </w:r>
-          <w:r>
-            <w:fldChar w:fldCharType="end"/>
-          </w:r>
-          <w:r>
-            <w:rPr>
-              <w:rFonts w:ascii="Times New Roman" w:hAnsi="Times New Roman" w:eastAsia="Times New Roman" w:cs="Times New Roman"/>
-              <w:szCs w:val="24"/>
-            </w:rPr>
-            <w:fldChar w:fldCharType="end"/>
-          </w:r>
-        </w:p>
-        <w:p>
-          <w:pPr>
-            <w:pStyle w:val="13"/>
-            <w:tabs>
-              <w:tab w:val="right" w:leader="dot" w:pos="8492"/>
-            </w:tabs>
-          </w:pPr>
-          <w:r>
-            <w:rPr>
-              <w:rFonts w:ascii="Times New Roman" w:hAnsi="Times New Roman" w:eastAsia="Times New Roman" w:cs="Times New Roman"/>
-              <w:szCs w:val="24"/>
-            </w:rPr>
-            <w:fldChar w:fldCharType="begin"/>
-          </w:r>
-          <w:r>
-            <w:rPr>
-              <w:rFonts w:ascii="Times New Roman" w:hAnsi="Times New Roman" w:eastAsia="Times New Roman" w:cs="Times New Roman"/>
-              <w:szCs w:val="24"/>
-            </w:rPr>
-            <w:instrText xml:space="preserve"> HYPERLINK \l _Toc14417 </w:instrText>
-          </w:r>
-          <w:r>
-            <w:rPr>
-              <w:rFonts w:ascii="Times New Roman" w:hAnsi="Times New Roman" w:eastAsia="Times New Roman" w:cs="Times New Roman"/>
-              <w:szCs w:val="24"/>
-            </w:rPr>
-            <w:fldChar w:fldCharType="separate"/>
-          </w:r>
-          <w:r>
-            <w:rPr>
-              <w:rFonts w:hint="default"/>
-            </w:rPr>
-            <w:t xml:space="preserve">5.3.2. </w:t>
-          </w:r>
-          <w:r>
-            <w:t>制定发布策略</w:t>
-          </w:r>
-          <w:r>
-            <w:tab/>
-          </w:r>
-          <w:r>
-            <w:fldChar w:fldCharType="begin"/>
-          </w:r>
-          <w:r>
-            <w:instrText xml:space="preserve"> PAGEREF _Toc14417 \h </w:instrText>
-          </w:r>
-          <w:r>
-            <w:fldChar w:fldCharType="separate"/>
-          </w:r>
-          <w:r>
-            <w:t>9</w:t>
-          </w:r>
-          <w:r>
-            <w:fldChar w:fldCharType="end"/>
-          </w:r>
-          <w:r>
-            <w:rPr>
-              <w:rFonts w:ascii="Times New Roman" w:hAnsi="Times New Roman" w:eastAsia="Times New Roman" w:cs="Times New Roman"/>
-              <w:szCs w:val="24"/>
-            </w:rPr>
-            <w:fldChar w:fldCharType="end"/>
-          </w:r>
-        </w:p>
-        <w:p>
-          <w:pPr>
-            <w:pStyle w:val="13"/>
-            <w:tabs>
-              <w:tab w:val="right" w:leader="dot" w:pos="8492"/>
-            </w:tabs>
-          </w:pPr>
-          <w:r>
-            <w:rPr>
-              <w:rFonts w:ascii="Times New Roman" w:hAnsi="Times New Roman" w:eastAsia="Times New Roman" w:cs="Times New Roman"/>
-              <w:szCs w:val="24"/>
-            </w:rPr>
-            <w:fldChar w:fldCharType="begin"/>
-          </w:r>
-          <w:r>
-            <w:rPr>
-              <w:rFonts w:ascii="Times New Roman" w:hAnsi="Times New Roman" w:eastAsia="Times New Roman" w:cs="Times New Roman"/>
-              <w:szCs w:val="24"/>
-            </w:rPr>
-            <w:instrText xml:space="preserve"> HYPERLINK \l _Toc21204 </w:instrText>
-          </w:r>
-          <w:r>
-            <w:rPr>
-              <w:rFonts w:ascii="Times New Roman" w:hAnsi="Times New Roman" w:eastAsia="Times New Roman" w:cs="Times New Roman"/>
-              <w:szCs w:val="24"/>
-            </w:rPr>
-            <w:fldChar w:fldCharType="separate"/>
-          </w:r>
-          <w:r>
-            <w:rPr>
-              <w:rFonts w:hint="default"/>
-            </w:rPr>
-            <w:t xml:space="preserve">5.3.3. </w:t>
-          </w:r>
-          <w:r>
-            <w:t>发布的设计、构建和配置</w:t>
-          </w:r>
-          <w:r>
-            <w:tab/>
-          </w:r>
-          <w:r>
-            <w:fldChar w:fldCharType="begin"/>
-          </w:r>
-          <w:r>
-            <w:instrText xml:space="preserve"> PAGEREF _Toc21204 \h </w:instrText>
-          </w:r>
-          <w:r>
-            <w:fldChar w:fldCharType="separate"/>
-          </w:r>
-          <w:r>
-            <w:t>9</w:t>
-          </w:r>
-          <w:r>
-            <w:fldChar w:fldCharType="end"/>
-          </w:r>
-          <w:r>
-            <w:rPr>
-              <w:rFonts w:ascii="Times New Roman" w:hAnsi="Times New Roman" w:eastAsia="Times New Roman" w:cs="Times New Roman"/>
-              <w:szCs w:val="24"/>
-            </w:rPr>
-            <w:fldChar w:fldCharType="end"/>
-          </w:r>
-        </w:p>
-        <w:p>
-          <w:pPr>
-            <w:pStyle w:val="13"/>
-            <w:tabs>
-              <w:tab w:val="right" w:leader="dot" w:pos="8492"/>
-            </w:tabs>
-          </w:pPr>
-          <w:r>
-            <w:rPr>
-              <w:rFonts w:ascii="Times New Roman" w:hAnsi="Times New Roman" w:eastAsia="Times New Roman" w:cs="Times New Roman"/>
-              <w:szCs w:val="24"/>
-            </w:rPr>
-            <w:fldChar w:fldCharType="begin"/>
-          </w:r>
-          <w:r>
-            <w:rPr>
-              <w:rFonts w:ascii="Times New Roman" w:hAnsi="Times New Roman" w:eastAsia="Times New Roman" w:cs="Times New Roman"/>
-              <w:szCs w:val="24"/>
-            </w:rPr>
-            <w:instrText xml:space="preserve"> HYPERLINK \l _Toc10512 </w:instrText>
-          </w:r>
-          <w:r>
-            <w:rPr>
-              <w:rFonts w:ascii="Times New Roman" w:hAnsi="Times New Roman" w:eastAsia="Times New Roman" w:cs="Times New Roman"/>
-              <w:szCs w:val="24"/>
-            </w:rPr>
-            <w:fldChar w:fldCharType="separate"/>
-          </w:r>
-          <w:r>
-            <w:rPr>
-              <w:rFonts w:hint="default"/>
-            </w:rPr>
-            <w:t xml:space="preserve">5.3.4. </w:t>
-          </w:r>
-          <w:r>
-            <w:t>发布测试和验收</w:t>
-          </w:r>
-          <w:r>
-            <w:tab/>
-          </w:r>
-          <w:r>
-            <w:fldChar w:fldCharType="begin"/>
-          </w:r>
-          <w:r>
-            <w:instrText xml:space="preserve"> PAGEREF _Toc10512 \h </w:instrText>
-          </w:r>
-          <w:r>
-            <w:fldChar w:fldCharType="separate"/>
-          </w:r>
-          <w:r>
-            <w:t>9</w:t>
-          </w:r>
-          <w:r>
-            <w:fldChar w:fldCharType="end"/>
-          </w:r>
-          <w:r>
-            <w:rPr>
-              <w:rFonts w:ascii="Times New Roman" w:hAnsi="Times New Roman" w:eastAsia="Times New Roman" w:cs="Times New Roman"/>
-              <w:szCs w:val="24"/>
-            </w:rPr>
-            <w:fldChar w:fldCharType="end"/>
-          </w:r>
-        </w:p>
-        <w:p>
-          <w:pPr>
-            <w:pStyle w:val="13"/>
-            <w:tabs>
-              <w:tab w:val="right" w:leader="dot" w:pos="8492"/>
-            </w:tabs>
-          </w:pPr>
-          <w:r>
-            <w:rPr>
-              <w:rFonts w:ascii="Times New Roman" w:hAnsi="Times New Roman" w:eastAsia="Times New Roman" w:cs="Times New Roman"/>
-              <w:szCs w:val="24"/>
-            </w:rPr>
-            <w:fldChar w:fldCharType="begin"/>
-          </w:r>
-          <w:r>
-            <w:rPr>
-              <w:rFonts w:ascii="Times New Roman" w:hAnsi="Times New Roman" w:eastAsia="Times New Roman" w:cs="Times New Roman"/>
-              <w:szCs w:val="24"/>
-            </w:rPr>
-            <w:instrText xml:space="preserve"> HYPERLINK \l _Toc18365 </w:instrText>
-          </w:r>
-          <w:r>
-            <w:rPr>
-              <w:rFonts w:ascii="Times New Roman" w:hAnsi="Times New Roman" w:eastAsia="Times New Roman" w:cs="Times New Roman"/>
-              <w:szCs w:val="24"/>
-            </w:rPr>
-            <w:fldChar w:fldCharType="separate"/>
-          </w:r>
-          <w:r>
-            <w:rPr>
-              <w:rFonts w:hint="default"/>
-            </w:rPr>
-            <w:t xml:space="preserve">5.3.5. </w:t>
-          </w:r>
-          <w:r>
-            <w:t>发布验证</w:t>
-          </w:r>
-          <w:r>
-            <w:tab/>
-          </w:r>
-          <w:r>
-            <w:fldChar w:fldCharType="begin"/>
-          </w:r>
-          <w:r>
-            <w:instrText xml:space="preserve"> PAGEREF _Toc18365 \h </w:instrText>
-          </w:r>
-          <w:r>
-            <w:fldChar w:fldCharType="separate"/>
-          </w:r>
-          <w:r>
-            <w:t>9</w:t>
-          </w:r>
-          <w:r>
-            <w:fldChar w:fldCharType="end"/>
-          </w:r>
-          <w:r>
-            <w:rPr>
-              <w:rFonts w:ascii="Times New Roman" w:hAnsi="Times New Roman" w:eastAsia="Times New Roman" w:cs="Times New Roman"/>
-              <w:szCs w:val="24"/>
-            </w:rPr>
-            <w:fldChar w:fldCharType="end"/>
-          </w:r>
-        </w:p>
-        <w:p>
-          <w:pPr>
-            <w:pStyle w:val="13"/>
-            <w:tabs>
-              <w:tab w:val="right" w:leader="dot" w:pos="8492"/>
-            </w:tabs>
-          </w:pPr>
-          <w:r>
-            <w:rPr>
-              <w:rFonts w:ascii="Times New Roman" w:hAnsi="Times New Roman" w:eastAsia="Times New Roman" w:cs="Times New Roman"/>
-              <w:szCs w:val="24"/>
-            </w:rPr>
-            <w:fldChar w:fldCharType="begin"/>
-          </w:r>
-          <w:r>
-            <w:rPr>
-              <w:rFonts w:ascii="Times New Roman" w:hAnsi="Times New Roman" w:eastAsia="Times New Roman" w:cs="Times New Roman"/>
-              <w:szCs w:val="24"/>
-            </w:rPr>
-            <w:instrText xml:space="preserve"> HYPERLINK \l _Toc3971 </w:instrText>
-          </w:r>
-          <w:r>
-            <w:rPr>
-              <w:rFonts w:ascii="Times New Roman" w:hAnsi="Times New Roman" w:eastAsia="Times New Roman" w:cs="Times New Roman"/>
-              <w:szCs w:val="24"/>
-            </w:rPr>
-            <w:fldChar w:fldCharType="separate"/>
-          </w:r>
-          <w:r>
-            <w:rPr>
-              <w:rFonts w:hint="default"/>
-            </w:rPr>
-            <w:t xml:space="preserve">5.3.6. </w:t>
-          </w:r>
-          <w:r>
-            <w:t>发布回退</w:t>
-          </w:r>
-          <w:r>
-            <w:tab/>
-          </w:r>
-          <w:r>
-            <w:fldChar w:fldCharType="begin"/>
-          </w:r>
-          <w:r>
-            <w:instrText xml:space="preserve"> PAGEREF _Toc3971 \h </w:instrText>
-          </w:r>
-          <w:r>
-            <w:fldChar w:fldCharType="separate"/>
-          </w:r>
-          <w:r>
-            <w:t>10</w:t>
-          </w:r>
-          <w:r>
-            <w:fldChar w:fldCharType="end"/>
-          </w:r>
-          <w:r>
-            <w:rPr>
-              <w:rFonts w:ascii="Times New Roman" w:hAnsi="Times New Roman" w:eastAsia="Times New Roman" w:cs="Times New Roman"/>
-              <w:szCs w:val="24"/>
-            </w:rPr>
-            <w:fldChar w:fldCharType="end"/>
-          </w:r>
-        </w:p>
-        <w:p>
-          <w:pPr>
-            <w:pStyle w:val="13"/>
-            <w:tabs>
-              <w:tab w:val="right" w:leader="dot" w:pos="8492"/>
-            </w:tabs>
-          </w:pPr>
-          <w:r>
-            <w:rPr>
-              <w:rFonts w:ascii="Times New Roman" w:hAnsi="Times New Roman" w:eastAsia="Times New Roman" w:cs="Times New Roman"/>
-              <w:szCs w:val="24"/>
-            </w:rPr>
-            <w:fldChar w:fldCharType="begin"/>
-          </w:r>
-          <w:r>
-            <w:rPr>
-              <w:rFonts w:ascii="Times New Roman" w:hAnsi="Times New Roman" w:eastAsia="Times New Roman" w:cs="Times New Roman"/>
-              <w:szCs w:val="24"/>
-            </w:rPr>
-            <w:instrText xml:space="preserve"> HYPERLINK \l _Toc29950 </w:instrText>
-          </w:r>
-          <w:r>
-            <w:rPr>
-              <w:rFonts w:ascii="Times New Roman" w:hAnsi="Times New Roman" w:eastAsia="Times New Roman" w:cs="Times New Roman"/>
-              <w:szCs w:val="24"/>
-            </w:rPr>
-            <w:fldChar w:fldCharType="separate"/>
-          </w:r>
-          <w:r>
-            <w:rPr>
-              <w:rFonts w:hint="default"/>
-            </w:rPr>
-            <w:t xml:space="preserve">5.3.7. </w:t>
-          </w:r>
-          <w:r>
-            <w:t>分发和安装</w:t>
-          </w:r>
-          <w:r>
-            <w:tab/>
-          </w:r>
-          <w:r>
-            <w:fldChar w:fldCharType="begin"/>
-          </w:r>
-          <w:r>
-            <w:instrText xml:space="preserve"> PAGEREF _Toc29950 \h </w:instrText>
-          </w:r>
-          <w:r>
-            <w:fldChar w:fldCharType="separate"/>
-          </w:r>
-          <w:r>
-            <w:t>10</w:t>
-          </w:r>
-          <w:r>
-            <w:fldChar w:fldCharType="end"/>
-          </w:r>
-          <w:r>
-            <w:rPr>
-              <w:rFonts w:ascii="Times New Roman" w:hAnsi="Times New Roman" w:eastAsia="Times New Roman" w:cs="Times New Roman"/>
-              <w:szCs w:val="24"/>
-            </w:rPr>
-            <w:fldChar w:fldCharType="end"/>
-          </w:r>
-        </w:p>
-        <w:p>
-          <w:pPr>
-            <w:pStyle w:val="13"/>
-            <w:tabs>
-              <w:tab w:val="right" w:leader="dot" w:pos="8492"/>
-            </w:tabs>
-          </w:pPr>
-          <w:r>
-            <w:rPr>
-              <w:rFonts w:ascii="Times New Roman" w:hAnsi="Times New Roman" w:eastAsia="Times New Roman" w:cs="Times New Roman"/>
-              <w:szCs w:val="24"/>
-            </w:rPr>
-            <w:fldChar w:fldCharType="begin"/>
-          </w:r>
-          <w:r>
-            <w:rPr>
-              <w:rFonts w:ascii="Times New Roman" w:hAnsi="Times New Roman" w:eastAsia="Times New Roman" w:cs="Times New Roman"/>
-              <w:szCs w:val="24"/>
-            </w:rPr>
-            <w:instrText xml:space="preserve"> HYPERLINK \l _Toc21914 </w:instrText>
-          </w:r>
-          <w:r>
-            <w:rPr>
-              <w:rFonts w:ascii="Times New Roman" w:hAnsi="Times New Roman" w:eastAsia="Times New Roman" w:cs="Times New Roman"/>
-              <w:szCs w:val="24"/>
-            </w:rPr>
-            <w:fldChar w:fldCharType="separate"/>
-          </w:r>
-          <w:r>
-            <w:rPr>
-              <w:rFonts w:hint="default"/>
-            </w:rPr>
-            <w:t xml:space="preserve">5.3.8. </w:t>
-          </w:r>
-          <w:r>
-            <w:t>发布总结、关闭</w:t>
-          </w:r>
-          <w:r>
-            <w:tab/>
-          </w:r>
-          <w:r>
-            <w:fldChar w:fldCharType="begin"/>
-          </w:r>
-          <w:r>
-            <w:instrText xml:space="preserve"> PAGEREF _Toc21914 \h </w:instrText>
+            <w:instrText xml:space="preserve"> PAGEREF _Toc21861 \h </w:instrText>
           </w:r>
           <w:r>
             <w:fldChar w:fldCharType="separate"/>
@@ -3142,9 +3362,23 @@
         <w:p>
           <w:pPr>
             <w:pStyle w:val="16"/>
+            <w:keepNext w:val="0"/>
+            <w:keepLines w:val="0"/>
+            <w:pageBreakBefore w:val="0"/>
+            <w:widowControl w:val="0"/>
             <w:tabs>
               <w:tab w:val="right" w:leader="dot" w:pos="8492"/>
             </w:tabs>
+            <w:kinsoku w:val="0"/>
+            <w:wordWrap/>
+            <w:overflowPunct/>
+            <w:topLinePunct w:val="0"/>
+            <w:autoSpaceDE w:val="0"/>
+            <w:autoSpaceDN w:val="0"/>
+            <w:bidi w:val="0"/>
+            <w:adjustRightInd w:val="0"/>
+            <w:snapToGrid w:val="0"/>
+            <w:textAlignment w:val="baseline"/>
           </w:pPr>
           <w:r>
             <w:rPr>
@@ -3158,7 +3392,7 @@
               <w:rFonts w:ascii="Times New Roman" w:hAnsi="Times New Roman" w:eastAsia="Times New Roman" w:cs="Times New Roman"/>
               <w:szCs w:val="24"/>
             </w:rPr>
-            <w:instrText xml:space="preserve"> HYPERLINK \l _Toc27211 </w:instrText>
+            <w:instrText xml:space="preserve"> HYPERLINK \l _Toc25540 </w:instrText>
           </w:r>
           <w:r>
             <w:rPr>
@@ -3170,11 +3404,9 @@
           <w:r>
             <w:rPr>
               <w:rFonts w:hint="default"/>
-            </w:rPr>
-            <w:t xml:space="preserve">6. </w:t>
-          </w:r>
-          <w:r>
-            <w:t>与其他流程关系</w:t>
+              <w:lang w:val="en-US" w:eastAsia="zh-CN"/>
+            </w:rPr>
+            <w:t>7. 关键指标</w:t>
           </w:r>
           <w:r>
             <w:tab/>
@@ -3183,7 +3415,7 @@
             <w:fldChar w:fldCharType="begin"/>
           </w:r>
           <w:r>
-            <w:instrText xml:space="preserve"> PAGEREF _Toc27211 \h </w:instrText>
+            <w:instrText xml:space="preserve"> PAGEREF _Toc25540 \h </w:instrText>
           </w:r>
           <w:r>
             <w:fldChar w:fldCharType="separate"/>
@@ -3205,9 +3437,23 @@
         <w:p>
           <w:pPr>
             <w:pStyle w:val="16"/>
+            <w:keepNext w:val="0"/>
+            <w:keepLines w:val="0"/>
+            <w:pageBreakBefore w:val="0"/>
+            <w:widowControl w:val="0"/>
             <w:tabs>
               <w:tab w:val="right" w:leader="dot" w:pos="8492"/>
             </w:tabs>
+            <w:kinsoku w:val="0"/>
+            <w:wordWrap/>
+            <w:overflowPunct/>
+            <w:topLinePunct w:val="0"/>
+            <w:autoSpaceDE w:val="0"/>
+            <w:autoSpaceDN w:val="0"/>
+            <w:bidi w:val="0"/>
+            <w:adjustRightInd w:val="0"/>
+            <w:snapToGrid w:val="0"/>
+            <w:textAlignment w:val="baseline"/>
           </w:pPr>
           <w:r>
             <w:rPr>
@@ -3221,7 +3467,7 @@
               <w:rFonts w:ascii="Times New Roman" w:hAnsi="Times New Roman" w:eastAsia="Times New Roman" w:cs="Times New Roman"/>
               <w:szCs w:val="24"/>
             </w:rPr>
-            <w:instrText xml:space="preserve"> HYPERLINK \l _Toc2971 </w:instrText>
+            <w:instrText xml:space="preserve"> HYPERLINK \l _Toc629 </w:instrText>
           </w:r>
           <w:r>
             <w:rPr>
@@ -3233,9 +3479,11 @@
           <w:r>
             <w:rPr>
               <w:rFonts w:hint="default"/>
-              <w:lang w:val="en-US" w:eastAsia="zh-CN"/>
-            </w:rPr>
-            <w:t>7. 关键指标</w:t>
+            </w:rPr>
+            <w:t xml:space="preserve">8. </w:t>
+          </w:r>
+          <w:r>
+            <w:t>相关模板</w:t>
           </w:r>
           <w:r>
             <w:tab/>
@@ -3244,70 +3492,7 @@
             <w:fldChar w:fldCharType="begin"/>
           </w:r>
           <w:r>
-            <w:instrText xml:space="preserve"> PAGEREF _Toc2971 \h </w:instrText>
-          </w:r>
-          <w:r>
-            <w:fldChar w:fldCharType="separate"/>
-          </w:r>
-          <w:r>
-            <w:t>10</w:t>
-          </w:r>
-          <w:r>
-            <w:fldChar w:fldCharType="end"/>
-          </w:r>
-          <w:r>
-            <w:rPr>
-              <w:rFonts w:ascii="Times New Roman" w:hAnsi="Times New Roman" w:eastAsia="Times New Roman" w:cs="Times New Roman"/>
-              <w:szCs w:val="24"/>
-            </w:rPr>
-            <w:fldChar w:fldCharType="end"/>
-          </w:r>
-        </w:p>
-        <w:p>
-          <w:pPr>
-            <w:pStyle w:val="16"/>
-            <w:tabs>
-              <w:tab w:val="right" w:leader="dot" w:pos="8492"/>
-            </w:tabs>
-          </w:pPr>
-          <w:r>
-            <w:rPr>
-              <w:rFonts w:ascii="Times New Roman" w:hAnsi="Times New Roman" w:eastAsia="Times New Roman" w:cs="Times New Roman"/>
-              <w:szCs w:val="24"/>
-            </w:rPr>
-            <w:fldChar w:fldCharType="begin"/>
-          </w:r>
-          <w:r>
-            <w:rPr>
-              <w:rFonts w:ascii="Times New Roman" w:hAnsi="Times New Roman" w:eastAsia="Times New Roman" w:cs="Times New Roman"/>
-              <w:szCs w:val="24"/>
-            </w:rPr>
-            <w:instrText xml:space="preserve"> HYPERLINK \l _Toc16561 </w:instrText>
-          </w:r>
-          <w:r>
-            <w:rPr>
-              <w:rFonts w:ascii="Times New Roman" w:hAnsi="Times New Roman" w:eastAsia="Times New Roman" w:cs="Times New Roman"/>
-              <w:szCs w:val="24"/>
-            </w:rPr>
-            <w:fldChar w:fldCharType="separate"/>
-          </w:r>
-          <w:r>
-            <w:rPr>
-              <w:rFonts w:hint="default"/>
-            </w:rPr>
-            <w:t xml:space="preserve">8. </w:t>
-          </w:r>
-          <w:r>
-            <w:t>相关模板</w:t>
-          </w:r>
-          <w:r>
-            <w:tab/>
-          </w:r>
-          <w:r>
-            <w:fldChar w:fldCharType="begin"/>
-          </w:r>
-          <w:r>
-            <w:instrText xml:space="preserve"> PAGEREF _Toc16561 \h </w:instrText>
+            <w:instrText xml:space="preserve"> PAGEREF _Toc629 \h </w:instrText>
           </w:r>
           <w:r>
             <w:fldChar w:fldCharType="separate"/>
@@ -3392,7 +3577,7 @@
         <w:sectPr>
           <w:footerReference r:id="rId9" w:type="default"/>
           <w:pgSz w:w="11906" w:h="16839"/>
-          <w:pgMar w:top="400" w:right="1710" w:bottom="1234" w:left="1704" w:header="0" w:footer="1070" w:gutter="0"/>
+          <w:pgMar w:top="1040" w:right="1710" w:bottom="1234" w:left="1704" w:header="0" w:footer="1070" w:gutter="0"/>
           <w:cols w:space="720" w:num="1"/>
         </w:sectPr>
       </w:pPr>
@@ -3415,19 +3600,32 @@
         <w:snapToGrid w:val="0"/>
         <w:textAlignment w:val="baseline"/>
       </w:pPr>
-      <w:bookmarkStart w:id="4" w:name="_Toc22104"/>
+      <w:bookmarkStart w:id="3" w:name="_Toc5745"/>
       <w:r>
         <w:t>目的</w:t>
       </w:r>
-      <w:bookmarkEnd w:id="4"/>
+      <w:bookmarkEnd w:id="3"/>
     </w:p>
     <w:p>
       <w:pPr>
         <w:pStyle w:val="27"/>
+        <w:keepNext w:val="0"/>
+        <w:keepLines w:val="0"/>
+        <w:pageBreakBefore w:val="0"/>
+        <w:widowControl w:val="0"/>
+        <w:kinsoku w:val="0"/>
+        <w:wordWrap/>
+        <w:overflowPunct/>
+        <w:topLinePunct w:val="0"/>
+        <w:autoSpaceDE w:val="0"/>
+        <w:autoSpaceDN w:val="0"/>
         <w:bidi w:val="0"/>
+        <w:adjustRightInd w:val="0"/>
+        <w:snapToGrid w:val="0"/>
+        <w:textAlignment w:val="baseline"/>
       </w:pPr>
       <w:r>
-        <w:t>本文档编写目的是为了建立一个规范的发布流程，使青岛甘肃国邦信息技 术有限公司的IT服务团队有一个高效的发布环境，从而为其关联流程提供相关信息和支持，如变更管理流程、配置管理流程等，使 IT 服务团队能够更加有效、更加规范地提供IT服务。</w:t>
+        <w:t>本文档编写目的是为了建立一个规范的发布流程，使甘肃国邦信息技术有限公司的IT服务团队有一个高效的发布环境，从而为其关联流程提供相关信息和支持，如变更管理流程、配置管理流程等，使IT服务团队能够更加有效、更加规范地提供IT服务。</w:t>
       </w:r>
     </w:p>
     <w:p>
@@ -3714,11 +3912,11 @@
         <w:snapToGrid w:val="0"/>
         <w:textAlignment w:val="baseline"/>
       </w:pPr>
-      <w:bookmarkStart w:id="5" w:name="_Toc7092"/>
+      <w:bookmarkStart w:id="4" w:name="_Toc10107"/>
       <w:r>
         <w:t>适用范围</w:t>
       </w:r>
-      <w:bookmarkEnd w:id="5"/>
+      <w:bookmarkEnd w:id="4"/>
     </w:p>
     <w:p>
       <w:pPr>
@@ -3739,7 +3937,7 @@
         <w:textAlignment w:val="baseline"/>
       </w:pPr>
       <w:r>
-        <w:t>本流程适用于甘肃国邦信息科技有限公司的 IT 服务团队，对软件和硬件的发布进行规划、设计、构建和测试。</w:t>
+        <w:t>本流程适用于甘肃国邦信息科技有限公司的IT服务团队，对软件和硬件的发布进行规划、设计、构建和测试。</w:t>
       </w:r>
     </w:p>
     <w:p>
@@ -3920,11 +4118,11 @@
         <w:snapToGrid w:val="0"/>
         <w:textAlignment w:val="baseline"/>
       </w:pPr>
-      <w:bookmarkStart w:id="6" w:name="_Toc32425"/>
+      <w:bookmarkStart w:id="5" w:name="_Toc1466"/>
       <w:r>
         <w:t>术语、缩略词和定义</w:t>
       </w:r>
-      <w:bookmarkEnd w:id="6"/>
+      <w:bookmarkEnd w:id="5"/>
     </w:p>
     <w:p>
       <w:pPr>
@@ -3952,8 +4150,8 @@
     <w:tbl>
       <w:tblPr>
         <w:tblStyle w:val="24"/>
-        <w:tblW w:w="8521" w:type="dxa"/>
-        <w:tblInd w:w="5" w:type="dxa"/>
+        <w:tblW w:w="8559" w:type="dxa"/>
+        <w:jc w:val="center"/>
         <w:tblBorders>
           <w:top w:val="single" w:color="000000" w:sz="4" w:space="0"/>
           <w:left w:val="single" w:color="000000" w:sz="4" w:space="0"/>
@@ -3971,9 +4169,13 @@
         </w:tblCellMar>
       </w:tblPr>
       <w:tblGrid>
-        <w:gridCol w:w="1681"/>
-        <w:gridCol w:w="2616"/>
-        <w:gridCol w:w="4224"/>
+        <w:gridCol w:w="38"/>
+        <w:gridCol w:w="1643"/>
+        <w:gridCol w:w="38"/>
+        <w:gridCol w:w="2578"/>
+        <w:gridCol w:w="38"/>
+        <w:gridCol w:w="4186"/>
+        <w:gridCol w:w="38"/>
       </w:tblGrid>
       <w:tr>
         <w:tblPrEx>
@@ -3993,11 +4195,15 @@
           </w:tblCellMar>
         </w:tblPrEx>
         <w:trPr>
+          <w:gridAfter w:val="1"/>
+          <w:wAfter w:w="38" w:type="dxa"/>
           <w:trHeight w:val="569" w:hRule="atLeast"/>
+          <w:jc w:val="center"/>
         </w:trPr>
         <w:tc>
           <w:tcPr>
             <w:tcW w:w="1681" w:type="dxa"/>
+            <w:gridSpan w:val="2"/>
             <w:shd w:val="clear" w:color="auto" w:fill="C0C0C0"/>
           </w:tcPr>
           <w:p>
@@ -4060,6 +4266,7 @@
         <w:tc>
           <w:tcPr>
             <w:tcW w:w="2616" w:type="dxa"/>
+            <w:gridSpan w:val="2"/>
             <w:shd w:val="clear" w:color="auto" w:fill="C0C0C0"/>
           </w:tcPr>
           <w:p>
@@ -4102,6 +4309,7 @@
         <w:tc>
           <w:tcPr>
             <w:tcW w:w="4224" w:type="dxa"/>
+            <w:gridSpan w:val="2"/>
             <w:shd w:val="clear" w:color="auto" w:fill="C0C0C0"/>
           </w:tcPr>
           <w:p>
@@ -4180,72 +4388,17 @@
           </w:tblCellMar>
         </w:tblPrEx>
         <w:trPr>
+          <w:gridAfter w:val="1"/>
+          <w:wAfter w:w="38" w:type="dxa"/>
           <w:trHeight w:val="1797" w:hRule="atLeast"/>
+          <w:jc w:val="center"/>
         </w:trPr>
         <w:tc>
           <w:tcPr>
             <w:tcW w:w="1681" w:type="dxa"/>
+            <w:gridSpan w:val="2"/>
+            <w:vAlign w:val="center"/>
           </w:tcPr>
-          <w:p>
-            <w:pPr>
-              <w:pStyle w:val="25"/>
-              <w:keepNext w:val="0"/>
-              <w:keepLines w:val="0"/>
-              <w:pageBreakBefore w:val="0"/>
-              <w:widowControl w:val="0"/>
-              <w:kinsoku w:val="0"/>
-              <w:wordWrap/>
-              <w:overflowPunct/>
-              <w:topLinePunct w:val="0"/>
-              <w:autoSpaceDE w:val="0"/>
-              <w:autoSpaceDN w:val="0"/>
-              <w:bidi w:val="0"/>
-              <w:adjustRightInd w:val="0"/>
-              <w:snapToGrid w:val="0"/>
-              <w:spacing w:line="250" w:lineRule="auto"/>
-              <w:textAlignment w:val="baseline"/>
-            </w:pPr>
-          </w:p>
-          <w:p>
-            <w:pPr>
-              <w:pStyle w:val="25"/>
-              <w:keepNext w:val="0"/>
-              <w:keepLines w:val="0"/>
-              <w:pageBreakBefore w:val="0"/>
-              <w:widowControl w:val="0"/>
-              <w:kinsoku w:val="0"/>
-              <w:wordWrap/>
-              <w:overflowPunct/>
-              <w:topLinePunct w:val="0"/>
-              <w:autoSpaceDE w:val="0"/>
-              <w:autoSpaceDN w:val="0"/>
-              <w:bidi w:val="0"/>
-              <w:adjustRightInd w:val="0"/>
-              <w:snapToGrid w:val="0"/>
-              <w:spacing w:line="250" w:lineRule="auto"/>
-              <w:textAlignment w:val="baseline"/>
-            </w:pPr>
-          </w:p>
-          <w:p>
-            <w:pPr>
-              <w:pStyle w:val="25"/>
-              <w:keepNext w:val="0"/>
-              <w:keepLines w:val="0"/>
-              <w:pageBreakBefore w:val="0"/>
-              <w:widowControl w:val="0"/>
-              <w:kinsoku w:val="0"/>
-              <w:wordWrap/>
-              <w:overflowPunct/>
-              <w:topLinePunct w:val="0"/>
-              <w:autoSpaceDE w:val="0"/>
-              <w:autoSpaceDN w:val="0"/>
-              <w:bidi w:val="0"/>
-              <w:adjustRightInd w:val="0"/>
-              <w:snapToGrid w:val="0"/>
-              <w:spacing w:line="251" w:lineRule="auto"/>
-              <w:textAlignment w:val="baseline"/>
-            </w:pPr>
-          </w:p>
           <w:p>
             <w:pPr>
               <w:keepNext w:val="0"/>
@@ -4284,27 +4437,9 @@
         <w:tc>
           <w:tcPr>
             <w:tcW w:w="2616" w:type="dxa"/>
+            <w:gridSpan w:val="2"/>
+            <w:vAlign w:val="center"/>
           </w:tcPr>
-          <w:p>
-            <w:pPr>
-              <w:pStyle w:val="25"/>
-              <w:keepNext w:val="0"/>
-              <w:keepLines w:val="0"/>
-              <w:pageBreakBefore w:val="0"/>
-              <w:widowControl w:val="0"/>
-              <w:kinsoku w:val="0"/>
-              <w:wordWrap/>
-              <w:overflowPunct/>
-              <w:topLinePunct w:val="0"/>
-              <w:autoSpaceDE w:val="0"/>
-              <w:autoSpaceDN w:val="0"/>
-              <w:bidi w:val="0"/>
-              <w:adjustRightInd w:val="0"/>
-              <w:snapToGrid w:val="0"/>
-              <w:spacing w:line="440" w:lineRule="auto"/>
-              <w:textAlignment w:val="baseline"/>
-            </w:pPr>
-          </w:p>
           <w:p>
             <w:pPr>
               <w:keepNext w:val="0"/>
@@ -4429,6 +4564,7 @@
         <w:tc>
           <w:tcPr>
             <w:tcW w:w="4224" w:type="dxa"/>
+            <w:gridSpan w:val="2"/>
           </w:tcPr>
           <w:p>
             <w:pPr>
@@ -4476,52 +4612,6 @@
           </w:p>
         </w:tc>
       </w:tr>
-    </w:tbl>
-    <w:p>
-      <w:pPr>
-        <w:keepNext w:val="0"/>
-        <w:keepLines w:val="0"/>
-        <w:pageBreakBefore w:val="0"/>
-        <w:widowControl w:val="0"/>
-        <w:kinsoku w:val="0"/>
-        <w:wordWrap/>
-        <w:overflowPunct/>
-        <w:topLinePunct w:val="0"/>
-        <w:autoSpaceDE w:val="0"/>
-        <w:autoSpaceDN w:val="0"/>
-        <w:bidi w:val="0"/>
-        <w:adjustRightInd w:val="0"/>
-        <w:snapToGrid w:val="0"/>
-        <w:spacing w:before="19"/>
-        <w:textAlignment w:val="baseline"/>
-      </w:pPr>
-    </w:p>
-    <w:tbl>
-      <w:tblPr>
-        <w:tblStyle w:val="24"/>
-        <w:tblW w:w="8521" w:type="dxa"/>
-        <w:tblInd w:w="38" w:type="dxa"/>
-        <w:tblBorders>
-          <w:top w:val="single" w:color="000000" w:sz="4" w:space="0"/>
-          <w:left w:val="single" w:color="000000" w:sz="4" w:space="0"/>
-          <w:bottom w:val="single" w:color="000000" w:sz="4" w:space="0"/>
-          <w:right w:val="single" w:color="000000" w:sz="4" w:space="0"/>
-          <w:insideH w:val="single" w:color="000000" w:sz="4" w:space="0"/>
-          <w:insideV w:val="single" w:color="000000" w:sz="4" w:space="0"/>
-        </w:tblBorders>
-        <w:tblLayout w:type="fixed"/>
-        <w:tblCellMar>
-          <w:top w:w="0" w:type="dxa"/>
-          <w:left w:w="0" w:type="dxa"/>
-          <w:bottom w:w="0" w:type="dxa"/>
-          <w:right w:w="0" w:type="dxa"/>
-        </w:tblCellMar>
-      </w:tblPr>
-      <w:tblGrid>
-        <w:gridCol w:w="1681"/>
-        <w:gridCol w:w="2616"/>
-        <w:gridCol w:w="4224"/>
-      </w:tblGrid>
       <w:tr>
         <w:tblPrEx>
           <w:tblBorders>
@@ -4540,72 +4630,17 @@
           </w:tblCellMar>
         </w:tblPrEx>
         <w:trPr>
+          <w:gridBefore w:val="1"/>
+          <w:wBefore w:w="38" w:type="dxa"/>
           <w:trHeight w:val="1801" w:hRule="atLeast"/>
+          <w:jc w:val="center"/>
         </w:trPr>
         <w:tc>
           <w:tcPr>
             <w:tcW w:w="1681" w:type="dxa"/>
+            <w:gridSpan w:val="2"/>
+            <w:vAlign w:val="center"/>
           </w:tcPr>
-          <w:p>
-            <w:pPr>
-              <w:pStyle w:val="25"/>
-              <w:keepNext w:val="0"/>
-              <w:keepLines w:val="0"/>
-              <w:pageBreakBefore w:val="0"/>
-              <w:widowControl w:val="0"/>
-              <w:kinsoku w:val="0"/>
-              <w:wordWrap/>
-              <w:overflowPunct/>
-              <w:topLinePunct w:val="0"/>
-              <w:autoSpaceDE w:val="0"/>
-              <w:autoSpaceDN w:val="0"/>
-              <w:bidi w:val="0"/>
-              <w:adjustRightInd w:val="0"/>
-              <w:snapToGrid w:val="0"/>
-              <w:spacing w:line="251" w:lineRule="auto"/>
-              <w:textAlignment w:val="baseline"/>
-            </w:pPr>
-          </w:p>
-          <w:p>
-            <w:pPr>
-              <w:pStyle w:val="25"/>
-              <w:keepNext w:val="0"/>
-              <w:keepLines w:val="0"/>
-              <w:pageBreakBefore w:val="0"/>
-              <w:widowControl w:val="0"/>
-              <w:kinsoku w:val="0"/>
-              <w:wordWrap/>
-              <w:overflowPunct/>
-              <w:topLinePunct w:val="0"/>
-              <w:autoSpaceDE w:val="0"/>
-              <w:autoSpaceDN w:val="0"/>
-              <w:bidi w:val="0"/>
-              <w:adjustRightInd w:val="0"/>
-              <w:snapToGrid w:val="0"/>
-              <w:spacing w:line="251" w:lineRule="auto"/>
-              <w:textAlignment w:val="baseline"/>
-            </w:pPr>
-          </w:p>
-          <w:p>
-            <w:pPr>
-              <w:pStyle w:val="25"/>
-              <w:keepNext w:val="0"/>
-              <w:keepLines w:val="0"/>
-              <w:pageBreakBefore w:val="0"/>
-              <w:widowControl w:val="0"/>
-              <w:kinsoku w:val="0"/>
-              <w:wordWrap/>
-              <w:overflowPunct/>
-              <w:topLinePunct w:val="0"/>
-              <w:autoSpaceDE w:val="0"/>
-              <w:autoSpaceDN w:val="0"/>
-              <w:bidi w:val="0"/>
-              <w:adjustRightInd w:val="0"/>
-              <w:snapToGrid w:val="0"/>
-              <w:spacing w:line="252" w:lineRule="auto"/>
-              <w:textAlignment w:val="baseline"/>
-            </w:pPr>
-          </w:p>
           <w:p>
             <w:pPr>
               <w:keepNext w:val="0"/>
@@ -4644,47 +4679,9 @@
         <w:tc>
           <w:tcPr>
             <w:tcW w:w="2616" w:type="dxa"/>
+            <w:gridSpan w:val="2"/>
+            <w:vAlign w:val="center"/>
           </w:tcPr>
-          <w:p>
-            <w:pPr>
-              <w:pStyle w:val="25"/>
-              <w:keepNext w:val="0"/>
-              <w:keepLines w:val="0"/>
-              <w:pageBreakBefore w:val="0"/>
-              <w:widowControl w:val="0"/>
-              <w:kinsoku w:val="0"/>
-              <w:wordWrap/>
-              <w:overflowPunct/>
-              <w:topLinePunct w:val="0"/>
-              <w:autoSpaceDE w:val="0"/>
-              <w:autoSpaceDN w:val="0"/>
-              <w:bidi w:val="0"/>
-              <w:adjustRightInd w:val="0"/>
-              <w:snapToGrid w:val="0"/>
-              <w:spacing w:line="312" w:lineRule="auto"/>
-              <w:textAlignment w:val="baseline"/>
-            </w:pPr>
-          </w:p>
-          <w:p>
-            <w:pPr>
-              <w:pStyle w:val="25"/>
-              <w:keepNext w:val="0"/>
-              <w:keepLines w:val="0"/>
-              <w:pageBreakBefore w:val="0"/>
-              <w:widowControl w:val="0"/>
-              <w:kinsoku w:val="0"/>
-              <w:wordWrap/>
-              <w:overflowPunct/>
-              <w:topLinePunct w:val="0"/>
-              <w:autoSpaceDE w:val="0"/>
-              <w:autoSpaceDN w:val="0"/>
-              <w:bidi w:val="0"/>
-              <w:adjustRightInd w:val="0"/>
-              <w:snapToGrid w:val="0"/>
-              <w:spacing w:line="313" w:lineRule="auto"/>
-              <w:textAlignment w:val="baseline"/>
-            </w:pPr>
-          </w:p>
           <w:p>
             <w:pPr>
               <w:keepNext w:val="0"/>
@@ -4757,6 +4754,7 @@
         <w:tc>
           <w:tcPr>
             <w:tcW w:w="4224" w:type="dxa"/>
+            <w:gridSpan w:val="2"/>
           </w:tcPr>
           <w:p>
             <w:pPr>
@@ -4822,52 +4820,17 @@
           </w:tblCellMar>
         </w:tblPrEx>
         <w:trPr>
+          <w:gridBefore w:val="1"/>
+          <w:wBefore w:w="38" w:type="dxa"/>
           <w:trHeight w:val="1437" w:hRule="atLeast"/>
+          <w:jc w:val="center"/>
         </w:trPr>
         <w:tc>
           <w:tcPr>
             <w:tcW w:w="1681" w:type="dxa"/>
+            <w:gridSpan w:val="2"/>
+            <w:vAlign w:val="center"/>
           </w:tcPr>
-          <w:p>
-            <w:pPr>
-              <w:pStyle w:val="25"/>
-              <w:keepNext w:val="0"/>
-              <w:keepLines w:val="0"/>
-              <w:pageBreakBefore w:val="0"/>
-              <w:widowControl w:val="0"/>
-              <w:kinsoku w:val="0"/>
-              <w:wordWrap/>
-              <w:overflowPunct/>
-              <w:topLinePunct w:val="0"/>
-              <w:autoSpaceDE w:val="0"/>
-              <w:autoSpaceDN w:val="0"/>
-              <w:bidi w:val="0"/>
-              <w:adjustRightInd w:val="0"/>
-              <w:snapToGrid w:val="0"/>
-              <w:spacing w:line="287" w:lineRule="auto"/>
-              <w:textAlignment w:val="baseline"/>
-            </w:pPr>
-          </w:p>
-          <w:p>
-            <w:pPr>
-              <w:pStyle w:val="25"/>
-              <w:keepNext w:val="0"/>
-              <w:keepLines w:val="0"/>
-              <w:pageBreakBefore w:val="0"/>
-              <w:widowControl w:val="0"/>
-              <w:kinsoku w:val="0"/>
-              <w:wordWrap/>
-              <w:overflowPunct/>
-              <w:topLinePunct w:val="0"/>
-              <w:autoSpaceDE w:val="0"/>
-              <w:autoSpaceDN w:val="0"/>
-              <w:bidi w:val="0"/>
-              <w:adjustRightInd w:val="0"/>
-              <w:snapToGrid w:val="0"/>
-              <w:spacing w:line="287" w:lineRule="auto"/>
-              <w:textAlignment w:val="baseline"/>
-            </w:pPr>
-          </w:p>
           <w:p>
             <w:pPr>
               <w:keepNext w:val="0"/>
@@ -4906,27 +4869,9 @@
         <w:tc>
           <w:tcPr>
             <w:tcW w:w="2616" w:type="dxa"/>
+            <w:gridSpan w:val="2"/>
+            <w:vAlign w:val="center"/>
           </w:tcPr>
-          <w:p>
-            <w:pPr>
-              <w:pStyle w:val="25"/>
-              <w:keepNext w:val="0"/>
-              <w:keepLines w:val="0"/>
-              <w:pageBreakBefore w:val="0"/>
-              <w:widowControl w:val="0"/>
-              <w:kinsoku w:val="0"/>
-              <w:wordWrap/>
-              <w:overflowPunct/>
-              <w:topLinePunct w:val="0"/>
-              <w:autoSpaceDE w:val="0"/>
-              <w:autoSpaceDN w:val="0"/>
-              <w:bidi w:val="0"/>
-              <w:adjustRightInd w:val="0"/>
-              <w:snapToGrid w:val="0"/>
-              <w:spacing w:line="419" w:lineRule="auto"/>
-              <w:textAlignment w:val="baseline"/>
-            </w:pPr>
-          </w:p>
           <w:p>
             <w:pPr>
               <w:keepNext w:val="0"/>
@@ -5017,6 +4962,7 @@
         <w:tc>
           <w:tcPr>
             <w:tcW w:w="4224" w:type="dxa"/>
+            <w:gridSpan w:val="2"/>
           </w:tcPr>
           <w:p>
             <w:pPr>
@@ -5091,52 +5037,17 @@
           </w:tblCellMar>
         </w:tblPrEx>
         <w:trPr>
+          <w:gridBefore w:val="1"/>
+          <w:wBefore w:w="38" w:type="dxa"/>
           <w:trHeight w:val="1441" w:hRule="atLeast"/>
+          <w:jc w:val="center"/>
         </w:trPr>
         <w:tc>
           <w:tcPr>
             <w:tcW w:w="1681" w:type="dxa"/>
+            <w:gridSpan w:val="2"/>
+            <w:vAlign w:val="center"/>
           </w:tcPr>
-          <w:p>
-            <w:pPr>
-              <w:pStyle w:val="25"/>
-              <w:keepNext w:val="0"/>
-              <w:keepLines w:val="0"/>
-              <w:pageBreakBefore w:val="0"/>
-              <w:widowControl w:val="0"/>
-              <w:kinsoku w:val="0"/>
-              <w:wordWrap/>
-              <w:overflowPunct/>
-              <w:topLinePunct w:val="0"/>
-              <w:autoSpaceDE w:val="0"/>
-              <w:autoSpaceDN w:val="0"/>
-              <w:bidi w:val="0"/>
-              <w:adjustRightInd w:val="0"/>
-              <w:snapToGrid w:val="0"/>
-              <w:spacing w:line="288" w:lineRule="auto"/>
-              <w:textAlignment w:val="baseline"/>
-            </w:pPr>
-          </w:p>
-          <w:p>
-            <w:pPr>
-              <w:pStyle w:val="25"/>
-              <w:keepNext w:val="0"/>
-              <w:keepLines w:val="0"/>
-              <w:pageBreakBefore w:val="0"/>
-              <w:widowControl w:val="0"/>
-              <w:kinsoku w:val="0"/>
-              <w:wordWrap/>
-              <w:overflowPunct/>
-              <w:topLinePunct w:val="0"/>
-              <w:autoSpaceDE w:val="0"/>
-              <w:autoSpaceDN w:val="0"/>
-              <w:bidi w:val="0"/>
-              <w:adjustRightInd w:val="0"/>
-              <w:snapToGrid w:val="0"/>
-              <w:spacing w:line="289" w:lineRule="auto"/>
-              <w:textAlignment w:val="baseline"/>
-            </w:pPr>
-          </w:p>
           <w:p>
             <w:pPr>
               <w:keepNext w:val="0"/>
@@ -5175,27 +5086,9 @@
         <w:tc>
           <w:tcPr>
             <w:tcW w:w="2616" w:type="dxa"/>
+            <w:gridSpan w:val="2"/>
+            <w:vAlign w:val="center"/>
           </w:tcPr>
-          <w:p>
-            <w:pPr>
-              <w:pStyle w:val="25"/>
-              <w:keepNext w:val="0"/>
-              <w:keepLines w:val="0"/>
-              <w:pageBreakBefore w:val="0"/>
-              <w:widowControl w:val="0"/>
-              <w:kinsoku w:val="0"/>
-              <w:wordWrap/>
-              <w:overflowPunct/>
-              <w:topLinePunct w:val="0"/>
-              <w:autoSpaceDE w:val="0"/>
-              <w:autoSpaceDN w:val="0"/>
-              <w:bidi w:val="0"/>
-              <w:adjustRightInd w:val="0"/>
-              <w:snapToGrid w:val="0"/>
-              <w:spacing w:line="447" w:lineRule="auto"/>
-              <w:textAlignment w:val="baseline"/>
-            </w:pPr>
-          </w:p>
           <w:p>
             <w:pPr>
               <w:keepNext w:val="0"/>
@@ -5268,6 +5161,7 @@
         <w:tc>
           <w:tcPr>
             <w:tcW w:w="4224" w:type="dxa"/>
+            <w:gridSpan w:val="2"/>
           </w:tcPr>
           <w:p>
             <w:pPr>
@@ -5323,6 +5217,30 @@
         <w:keepLines w:val="0"/>
         <w:pageBreakBefore w:val="0"/>
         <w:widowControl w:val="0"/>
+        <w:numPr>
+          <w:numId w:val="0"/>
+        </w:numPr>
+        <w:kinsoku w:val="0"/>
+        <w:wordWrap/>
+        <w:overflowPunct/>
+        <w:topLinePunct w:val="0"/>
+        <w:autoSpaceDE w:val="0"/>
+        <w:autoSpaceDN w:val="0"/>
+        <w:bidi w:val="0"/>
+        <w:adjustRightInd w:val="0"/>
+        <w:snapToGrid w:val="0"/>
+        <w:ind w:leftChars="0"/>
+        <w:textAlignment w:val="baseline"/>
+      </w:pPr>
+      <w:bookmarkStart w:id="6" w:name="_Toc27353"/>
+    </w:p>
+    <w:p>
+      <w:pPr>
+        <w:pStyle w:val="26"/>
+        <w:keepNext w:val="0"/>
+        <w:keepLines w:val="0"/>
+        <w:pageBreakBefore w:val="0"/>
+        <w:widowControl w:val="0"/>
         <w:kinsoku w:val="0"/>
         <w:wordWrap/>
         <w:overflowPunct/>
@@ -5334,11 +5252,10 @@
         <w:snapToGrid w:val="0"/>
         <w:textAlignment w:val="baseline"/>
       </w:pPr>
-      <w:bookmarkStart w:id="7" w:name="_Toc11040"/>
       <w:r>
         <w:t>角色与职责</w:t>
       </w:r>
-      <w:bookmarkEnd w:id="7"/>
+      <w:bookmarkEnd w:id="6"/>
     </w:p>
     <w:p>
       <w:pPr>
@@ -5994,6 +5911,30 @@
         <w:keepLines w:val="0"/>
         <w:pageBreakBefore w:val="0"/>
         <w:widowControl w:val="0"/>
+        <w:numPr>
+          <w:numId w:val="0"/>
+        </w:numPr>
+        <w:kinsoku w:val="0"/>
+        <w:wordWrap/>
+        <w:overflowPunct/>
+        <w:topLinePunct w:val="0"/>
+        <w:autoSpaceDE w:val="0"/>
+        <w:autoSpaceDN w:val="0"/>
+        <w:bidi w:val="0"/>
+        <w:adjustRightInd w:val="0"/>
+        <w:snapToGrid w:val="0"/>
+        <w:ind w:leftChars="0"/>
+        <w:textAlignment w:val="baseline"/>
+      </w:pPr>
+      <w:bookmarkStart w:id="7" w:name="_Toc24602"/>
+    </w:p>
+    <w:p>
+      <w:pPr>
+        <w:pStyle w:val="26"/>
+        <w:keepNext w:val="0"/>
+        <w:keepLines w:val="0"/>
+        <w:pageBreakBefore w:val="0"/>
+        <w:widowControl w:val="0"/>
         <w:kinsoku w:val="0"/>
         <w:wordWrap/>
         <w:overflowPunct/>
@@ -6005,11 +5946,10 @@
         <w:snapToGrid w:val="0"/>
         <w:textAlignment w:val="baseline"/>
       </w:pPr>
-      <w:bookmarkStart w:id="8" w:name="_Toc6761"/>
       <w:r>
         <w:t>流程</w:t>
       </w:r>
-      <w:bookmarkEnd w:id="8"/>
+      <w:bookmarkEnd w:id="7"/>
     </w:p>
     <w:p>
       <w:pPr>
@@ -6029,13 +5969,13 @@
         <w:snapToGrid w:val="0"/>
         <w:textAlignment w:val="baseline"/>
       </w:pPr>
-      <w:bookmarkStart w:id="9" w:name="bookmark21"/>
-      <w:bookmarkEnd w:id="9"/>
-      <w:bookmarkStart w:id="10" w:name="_Toc20591"/>
+      <w:bookmarkStart w:id="8" w:name="bookmark21"/>
+      <w:bookmarkEnd w:id="8"/>
+      <w:bookmarkStart w:id="9" w:name="_Toc26092"/>
       <w:r>
         <w:t>流程说明</w:t>
       </w:r>
-      <w:bookmarkEnd w:id="10"/>
+      <w:bookmarkEnd w:id="9"/>
     </w:p>
     <w:p>
       <w:pPr>
@@ -6315,18 +6255,31 @@
         <w:snapToGrid w:val="0"/>
         <w:textAlignment w:val="baseline"/>
       </w:pPr>
-      <w:bookmarkStart w:id="11" w:name="bookmark1"/>
-      <w:bookmarkEnd w:id="11"/>
-      <w:bookmarkStart w:id="12" w:name="_Toc15595"/>
+      <w:bookmarkStart w:id="10" w:name="bookmark1"/>
+      <w:bookmarkEnd w:id="10"/>
+      <w:bookmarkStart w:id="11" w:name="_Toc26981"/>
       <w:r>
         <w:t>发布管理程序的原则</w:t>
       </w:r>
-      <w:bookmarkEnd w:id="12"/>
+      <w:bookmarkEnd w:id="11"/>
     </w:p>
     <w:p>
       <w:pPr>
         <w:pStyle w:val="27"/>
+        <w:keepNext w:val="0"/>
+        <w:keepLines w:val="0"/>
+        <w:pageBreakBefore w:val="0"/>
+        <w:widowControl w:val="0"/>
+        <w:kinsoku w:val="0"/>
+        <w:wordWrap/>
+        <w:overflowPunct/>
+        <w:topLinePunct w:val="0"/>
+        <w:autoSpaceDE w:val="0"/>
+        <w:autoSpaceDN w:val="0"/>
         <w:bidi w:val="0"/>
+        <w:adjustRightInd w:val="0"/>
+        <w:snapToGrid w:val="0"/>
+        <w:textAlignment w:val="baseline"/>
       </w:pPr>
       <w:r>
         <w:t>要保证发布管理流程的成功运行，必须遵循以下原则：</w:t>
@@ -6335,12 +6288,25 @@
     <w:p>
       <w:pPr>
         <w:pStyle w:val="39"/>
+        <w:keepNext w:val="0"/>
+        <w:keepLines w:val="0"/>
+        <w:pageBreakBefore w:val="0"/>
+        <w:widowControl w:val="0"/>
         <w:numPr>
           <w:ilvl w:val="0"/>
           <w:numId w:val="5"/>
         </w:numPr>
+        <w:kinsoku w:val="0"/>
+        <w:wordWrap/>
+        <w:overflowPunct/>
+        <w:topLinePunct w:val="0"/>
+        <w:autoSpaceDE w:val="0"/>
+        <w:autoSpaceDN w:val="0"/>
         <w:bidi w:val="0"/>
+        <w:adjustRightInd w:val="0"/>
+        <w:snapToGrid w:val="0"/>
         <w:ind w:left="425" w:leftChars="0" w:hanging="425" w:firstLineChars="0"/>
+        <w:textAlignment w:val="baseline"/>
       </w:pPr>
       <w:r>
         <w:t>发布过程要记录；</w:t>
@@ -6349,12 +6315,25 @@
     <w:p>
       <w:pPr>
         <w:pStyle w:val="39"/>
+        <w:keepNext w:val="0"/>
+        <w:keepLines w:val="0"/>
+        <w:pageBreakBefore w:val="0"/>
+        <w:widowControl w:val="0"/>
         <w:numPr>
           <w:ilvl w:val="0"/>
           <w:numId w:val="5"/>
         </w:numPr>
+        <w:kinsoku w:val="0"/>
+        <w:wordWrap/>
+        <w:overflowPunct/>
+        <w:topLinePunct w:val="0"/>
+        <w:autoSpaceDE w:val="0"/>
+        <w:autoSpaceDN w:val="0"/>
         <w:bidi w:val="0"/>
+        <w:adjustRightInd w:val="0"/>
+        <w:snapToGrid w:val="0"/>
         <w:ind w:left="425" w:leftChars="0" w:hanging="425" w:firstLineChars="0"/>
+        <w:textAlignment w:val="baseline"/>
       </w:pPr>
       <w:r>
         <w:t>发布要进行编号；</w:t>
@@ -6363,12 +6342,25 @@
     <w:p>
       <w:pPr>
         <w:pStyle w:val="39"/>
+        <w:keepNext w:val="0"/>
+        <w:keepLines w:val="0"/>
+        <w:pageBreakBefore w:val="0"/>
+        <w:widowControl w:val="0"/>
         <w:numPr>
           <w:ilvl w:val="0"/>
           <w:numId w:val="5"/>
         </w:numPr>
+        <w:kinsoku w:val="0"/>
+        <w:wordWrap/>
+        <w:overflowPunct/>
+        <w:topLinePunct w:val="0"/>
+        <w:autoSpaceDE w:val="0"/>
+        <w:autoSpaceDN w:val="0"/>
         <w:bidi w:val="0"/>
+        <w:adjustRightInd w:val="0"/>
+        <w:snapToGrid w:val="0"/>
         <w:ind w:left="425" w:leftChars="0" w:hanging="425" w:firstLineChars="0"/>
+        <w:textAlignment w:val="baseline"/>
       </w:pPr>
       <w:r>
         <w:t>发布要分类和进行范围说明；</w:t>
@@ -6377,12 +6369,25 @@
     <w:p>
       <w:pPr>
         <w:pStyle w:val="39"/>
+        <w:keepNext w:val="0"/>
+        <w:keepLines w:val="0"/>
+        <w:pageBreakBefore w:val="0"/>
+        <w:widowControl w:val="0"/>
         <w:numPr>
           <w:ilvl w:val="0"/>
           <w:numId w:val="5"/>
         </w:numPr>
+        <w:kinsoku w:val="0"/>
+        <w:wordWrap/>
+        <w:overflowPunct/>
+        <w:topLinePunct w:val="0"/>
+        <w:autoSpaceDE w:val="0"/>
+        <w:autoSpaceDN w:val="0"/>
         <w:bidi w:val="0"/>
+        <w:adjustRightInd w:val="0"/>
+        <w:snapToGrid w:val="0"/>
         <w:ind w:left="425" w:leftChars="0" w:hanging="425" w:firstLineChars="0"/>
+        <w:textAlignment w:val="baseline"/>
       </w:pPr>
       <w:r>
         <w:t>要对发布情况进行总结；</w:t>
@@ -6391,12 +6396,25 @@
     <w:p>
       <w:pPr>
         <w:pStyle w:val="39"/>
+        <w:keepNext w:val="0"/>
+        <w:keepLines w:val="0"/>
+        <w:pageBreakBefore w:val="0"/>
+        <w:widowControl w:val="0"/>
         <w:numPr>
           <w:ilvl w:val="0"/>
           <w:numId w:val="5"/>
         </w:numPr>
+        <w:kinsoku w:val="0"/>
+        <w:wordWrap/>
+        <w:overflowPunct/>
+        <w:topLinePunct w:val="0"/>
+        <w:autoSpaceDE w:val="0"/>
+        <w:autoSpaceDN w:val="0"/>
         <w:bidi w:val="0"/>
+        <w:adjustRightInd w:val="0"/>
+        <w:snapToGrid w:val="0"/>
         <w:ind w:left="425" w:leftChars="0" w:hanging="425" w:firstLineChars="0"/>
+        <w:textAlignment w:val="baseline"/>
       </w:pPr>
       <w:r>
         <w:t>要有全面周详的发布内容、回退计划，并对发布信息进行统计。</w:t>
@@ -6420,7 +6438,7 @@
         <w:snapToGrid w:val="0"/>
         <w:textAlignment w:val="baseline"/>
       </w:pPr>
-      <w:bookmarkStart w:id="13" w:name="_Toc15677"/>
+      <w:bookmarkStart w:id="12" w:name="_Toc3870"/>
       <w:r>
         <w:pict>
           <v:shape id="_x0000_s1026" o:spid="_x0000_s1026" style="position:absolute;left:0pt;margin-left:359.5pt;margin-top:199.05pt;height:0.25pt;width:13.35pt;z-index:251659264;mso-width-relative:page;mso-height-relative:page;" filled="f" stroked="t" coordsize="267,5" path="m2,2l264,2e">
@@ -6441,7 +6459,7 @@
       <w:r>
         <w:t>程图</w:t>
       </w:r>
-      <w:bookmarkEnd w:id="13"/>
+      <w:bookmarkEnd w:id="12"/>
     </w:p>
     <w:p>
       <w:pPr>
@@ -6470,8 +6488,8 @@
       <w:r>
         <w:drawing>
           <wp:inline distT="0" distB="0" distL="114300" distR="114300">
-            <wp:extent cx="4490720" cy="4051935"/>
-            <wp:effectExtent l="0" t="0" r="5080" b="1905"/>
+            <wp:extent cx="4543425" cy="4100195"/>
+            <wp:effectExtent l="0" t="0" r="9525" b="14605"/>
             <wp:docPr id="1" name="图片 1"/>
             <wp:cNvGraphicFramePr>
               <a:graphicFrameLocks xmlns:a="http://schemas.openxmlformats.org/drawingml/2006/main" noChangeAspect="1"/>
@@ -6486,7 +6504,7 @@
                     </pic:cNvPicPr>
                   </pic:nvPicPr>
                   <pic:blipFill>
-                    <a:blip r:embed="rId14"/>
+                    <a:blip r:embed="rId12"/>
                     <a:stretch>
                       <a:fillRect/>
                     </a:stretch>
@@ -6494,7 +6512,7 @@
                   <pic:spPr>
                     <a:xfrm>
                       <a:off x="0" y="0"/>
-                      <a:ext cx="4490720" cy="4051935"/>
+                      <a:ext cx="4543425" cy="4100195"/>
                     </a:xfrm>
                     <a:prstGeom prst="rect">
                       <a:avLst/>
@@ -6526,51 +6544,14 @@
         <w:bidi w:val="0"/>
         <w:adjustRightInd w:val="0"/>
         <w:snapToGrid w:val="0"/>
-        <w:spacing w:line="219" w:lineRule="auto"/>
-        <w:textAlignment w:val="baseline"/>
-        <w:rPr>
-          <w:rFonts w:ascii="宋体" w:hAnsi="宋体" w:eastAsia="宋体" w:cs="宋体"/>
-          <w:sz w:val="24"/>
-          <w:szCs w:val="24"/>
-        </w:rPr>
-        <w:sectPr>
-          <w:footerReference r:id="rId10" w:type="default"/>
-          <w:pgSz w:w="11906" w:h="16839"/>
-          <w:pgMar w:top="400" w:right="1785" w:bottom="1374" w:left="1785" w:header="0" w:footer="1211" w:gutter="0"/>
-          <w:cols w:space="720" w:num="1"/>
-        </w:sectPr>
-      </w:pPr>
-      <w:bookmarkStart w:id="27" w:name="_GoBack"/>
-      <w:bookmarkEnd w:id="27"/>
-    </w:p>
-    <w:p>
-      <w:pPr>
-        <w:keepNext w:val="0"/>
-        <w:keepLines w:val="0"/>
-        <w:pageBreakBefore w:val="0"/>
-        <w:widowControl w:val="0"/>
-        <w:kinsoku w:val="0"/>
-        <w:wordWrap/>
-        <w:overflowPunct/>
-        <w:topLinePunct w:val="0"/>
-        <w:autoSpaceDE w:val="0"/>
-        <w:autoSpaceDN w:val="0"/>
-        <w:bidi w:val="0"/>
-        <w:adjustRightInd w:val="0"/>
-        <w:snapToGrid w:val="0"/>
         <w:spacing w:before="66" w:line="219" w:lineRule="auto"/>
         <w:textAlignment w:val="baseline"/>
-        <w:rPr>
-          <w:rFonts w:ascii="宋体" w:hAnsi="宋体" w:eastAsia="宋体" w:cs="宋体"/>
-          <w:sz w:val="24"/>
-          <w:szCs w:val="24"/>
-        </w:rPr>
       </w:pPr>
       <w:r>
         <w:drawing>
           <wp:inline distT="0" distB="0" distL="114300" distR="114300">
-            <wp:extent cx="5290185" cy="5622925"/>
-            <wp:effectExtent l="0" t="0" r="13335" b="635"/>
+            <wp:extent cx="4409440" cy="4686935"/>
+            <wp:effectExtent l="0" t="0" r="10160" b="18415"/>
             <wp:docPr id="109" name="图片 2"/>
             <wp:cNvGraphicFramePr>
               <a:graphicFrameLocks xmlns:a="http://schemas.openxmlformats.org/drawingml/2006/main" noChangeAspect="1"/>
@@ -6585,7 +6566,7 @@
                     </pic:cNvPicPr>
                   </pic:nvPicPr>
                   <pic:blipFill>
-                    <a:blip r:embed="rId15"/>
+                    <a:blip r:embed="rId13"/>
                     <a:stretch>
                       <a:fillRect/>
                     </a:stretch>
@@ -6593,7 +6574,7 @@
                   <pic:spPr>
                     <a:xfrm>
                       <a:off x="0" y="0"/>
-                      <a:ext cx="5290185" cy="5622925"/>
+                      <a:ext cx="4409440" cy="4686935"/>
                     </a:xfrm>
                     <a:prstGeom prst="rect">
                       <a:avLst/>
@@ -6625,25 +6606,34 @@
         <w:bidi w:val="0"/>
         <w:adjustRightInd w:val="0"/>
         <w:snapToGrid w:val="0"/>
+        <w:spacing w:before="66" w:line="219" w:lineRule="auto"/>
+        <w:textAlignment w:val="baseline"/>
+      </w:pPr>
+    </w:p>
+    <w:p>
+      <w:pPr>
+        <w:keepNext w:val="0"/>
+        <w:keepLines w:val="0"/>
+        <w:pageBreakBefore w:val="0"/>
+        <w:widowControl w:val="0"/>
+        <w:kinsoku w:val="0"/>
+        <w:wordWrap/>
+        <w:overflowPunct/>
+        <w:topLinePunct w:val="0"/>
+        <w:autoSpaceDE w:val="0"/>
+        <w:autoSpaceDN w:val="0"/>
+        <w:bidi w:val="0"/>
+        <w:adjustRightInd w:val="0"/>
+        <w:snapToGrid w:val="0"/>
         <w:spacing w:line="219" w:lineRule="auto"/>
         <w:textAlignment w:val="baseline"/>
-        <w:rPr>
-          <w:rFonts w:ascii="宋体" w:hAnsi="宋体" w:eastAsia="宋体" w:cs="宋体"/>
-          <w:sz w:val="24"/>
-          <w:szCs w:val="24"/>
-        </w:rPr>
-        <w:sectPr>
-          <w:footerReference r:id="rId11" w:type="default"/>
-          <w:pgSz w:w="11906" w:h="16839"/>
-          <w:pgMar w:top="400" w:right="1785" w:bottom="1373" w:left="1785" w:header="0" w:footer="1211" w:gutter="0"/>
-          <w:cols w:space="720" w:num="1"/>
-        </w:sectPr>
-      </w:pPr>
+      </w:pPr>
+      <w:bookmarkStart w:id="13" w:name="_Toc186"/>
       <w:r>
         <w:drawing>
           <wp:inline distT="0" distB="0" distL="114300" distR="114300">
-            <wp:extent cx="5293360" cy="5515610"/>
-            <wp:effectExtent l="0" t="0" r="10160" b="1270"/>
+            <wp:extent cx="4341495" cy="4523740"/>
+            <wp:effectExtent l="0" t="0" r="1905" b="10160"/>
             <wp:docPr id="110" name="图片 3"/>
             <wp:cNvGraphicFramePr>
               <a:graphicFrameLocks xmlns:a="http://schemas.openxmlformats.org/drawingml/2006/main" noChangeAspect="1"/>
@@ -6658,7 +6648,7 @@
                     </pic:cNvPicPr>
                   </pic:nvPicPr>
                   <pic:blipFill>
-                    <a:blip r:embed="rId16"/>
+                    <a:blip r:embed="rId14"/>
                     <a:stretch>
                       <a:fillRect/>
                     </a:stretch>
@@ -6666,7 +6656,7 @@
                   <pic:spPr>
                     <a:xfrm>
                       <a:off x="0" y="0"/>
-                      <a:ext cx="5293360" cy="5515610"/>
+                      <a:ext cx="4341495" cy="4523740"/>
                     </a:xfrm>
                     <a:prstGeom prst="rect">
                       <a:avLst/>
@@ -6686,26 +6676,12 @@
     <w:p>
       <w:pPr>
         <w:pStyle w:val="29"/>
-        <w:keepNext w:val="0"/>
-        <w:keepLines w:val="0"/>
-        <w:pageBreakBefore w:val="0"/>
-        <w:widowControl w:val="0"/>
-        <w:kinsoku w:val="0"/>
-        <w:wordWrap/>
-        <w:overflowPunct/>
-        <w:topLinePunct w:val="0"/>
-        <w:autoSpaceDE w:val="0"/>
-        <w:autoSpaceDN w:val="0"/>
         <w:bidi w:val="0"/>
-        <w:adjustRightInd w:val="0"/>
-        <w:snapToGrid w:val="0"/>
-        <w:textAlignment w:val="baseline"/>
-      </w:pPr>
-      <w:bookmarkStart w:id="14" w:name="_Toc22179"/>
+      </w:pPr>
       <w:r>
         <w:t>发布的来源</w:t>
       </w:r>
-      <w:bookmarkEnd w:id="14"/>
+      <w:bookmarkEnd w:id="13"/>
     </w:p>
     <w:p>
       <w:pPr>
@@ -6881,16 +6857,29 @@
         <w:snapToGrid w:val="0"/>
         <w:textAlignment w:val="baseline"/>
       </w:pPr>
-      <w:bookmarkStart w:id="15" w:name="_Toc14417"/>
+      <w:bookmarkStart w:id="14" w:name="_Toc27137"/>
       <w:r>
         <w:t>制定发布策略</w:t>
       </w:r>
-      <w:bookmarkEnd w:id="15"/>
+      <w:bookmarkEnd w:id="14"/>
     </w:p>
     <w:p>
       <w:pPr>
         <w:pStyle w:val="27"/>
+        <w:keepNext w:val="0"/>
+        <w:keepLines w:val="0"/>
+        <w:pageBreakBefore w:val="0"/>
+        <w:widowControl w:val="0"/>
+        <w:kinsoku w:val="0"/>
+        <w:wordWrap/>
+        <w:overflowPunct/>
+        <w:topLinePunct w:val="0"/>
+        <w:autoSpaceDE w:val="0"/>
+        <w:autoSpaceDN w:val="0"/>
         <w:bidi w:val="0"/>
+        <w:adjustRightInd w:val="0"/>
+        <w:snapToGrid w:val="0"/>
+        <w:textAlignment w:val="baseline"/>
       </w:pPr>
       <w:r>
         <w:t>制定发布策略的目的在于明确发布管理中的各项工作内容和要求。为建立工作流程的需要，文档的发布可以省略此步骤。发布策略的主要内容通常包括：</w:t>
@@ -6899,12 +6888,25 @@
     <w:p>
       <w:pPr>
         <w:pStyle w:val="39"/>
+        <w:keepNext w:val="0"/>
+        <w:keepLines w:val="0"/>
+        <w:pageBreakBefore w:val="0"/>
+        <w:widowControl w:val="0"/>
         <w:numPr>
           <w:ilvl w:val="0"/>
           <w:numId w:val="7"/>
         </w:numPr>
+        <w:kinsoku w:val="0"/>
+        <w:wordWrap/>
+        <w:overflowPunct/>
+        <w:topLinePunct w:val="0"/>
+        <w:autoSpaceDE w:val="0"/>
+        <w:autoSpaceDN w:val="0"/>
         <w:bidi w:val="0"/>
+        <w:adjustRightInd w:val="0"/>
+        <w:snapToGrid w:val="0"/>
         <w:ind w:left="425" w:leftChars="0" w:hanging="425" w:firstLineChars="0"/>
+        <w:textAlignment w:val="baseline"/>
       </w:pPr>
       <w:r>
         <w:t>发布的命名和编号规则；</w:t>
@@ -6913,12 +6915,25 @@
     <w:p>
       <w:pPr>
         <w:pStyle w:val="39"/>
+        <w:keepNext w:val="0"/>
+        <w:keepLines w:val="0"/>
+        <w:pageBreakBefore w:val="0"/>
+        <w:widowControl w:val="0"/>
         <w:numPr>
           <w:ilvl w:val="0"/>
           <w:numId w:val="7"/>
         </w:numPr>
+        <w:kinsoku w:val="0"/>
+        <w:wordWrap/>
+        <w:overflowPunct/>
+        <w:topLinePunct w:val="0"/>
+        <w:autoSpaceDE w:val="0"/>
+        <w:autoSpaceDN w:val="0"/>
         <w:bidi w:val="0"/>
+        <w:adjustRightInd w:val="0"/>
+        <w:snapToGrid w:val="0"/>
         <w:ind w:left="425" w:leftChars="0" w:hanging="425" w:firstLineChars="0"/>
+        <w:textAlignment w:val="baseline"/>
       </w:pPr>
       <w:r>
         <w:t>明确发布的类型、范围和方式；</w:t>
@@ -6927,12 +6942,25 @@
     <w:p>
       <w:pPr>
         <w:pStyle w:val="39"/>
+        <w:keepNext w:val="0"/>
+        <w:keepLines w:val="0"/>
+        <w:pageBreakBefore w:val="0"/>
+        <w:widowControl w:val="0"/>
         <w:numPr>
           <w:ilvl w:val="0"/>
           <w:numId w:val="7"/>
         </w:numPr>
+        <w:kinsoku w:val="0"/>
+        <w:wordWrap/>
+        <w:overflowPunct/>
+        <w:topLinePunct w:val="0"/>
+        <w:autoSpaceDE w:val="0"/>
+        <w:autoSpaceDN w:val="0"/>
         <w:bidi w:val="0"/>
+        <w:adjustRightInd w:val="0"/>
+        <w:snapToGrid w:val="0"/>
         <w:ind w:left="425" w:leftChars="0" w:hanging="425" w:firstLineChars="0"/>
+        <w:textAlignment w:val="baseline"/>
       </w:pPr>
       <w:r>
         <w:t>发布的预期成果，如升级说明和发布过程记录等；</w:t>
@@ -6941,12 +6969,25 @@
     <w:p>
       <w:pPr>
         <w:pStyle w:val="39"/>
+        <w:keepNext w:val="0"/>
+        <w:keepLines w:val="0"/>
+        <w:pageBreakBefore w:val="0"/>
+        <w:widowControl w:val="0"/>
         <w:numPr>
           <w:ilvl w:val="0"/>
           <w:numId w:val="7"/>
         </w:numPr>
+        <w:kinsoku w:val="0"/>
+        <w:wordWrap/>
+        <w:overflowPunct/>
+        <w:topLinePunct w:val="0"/>
+        <w:autoSpaceDE w:val="0"/>
+        <w:autoSpaceDN w:val="0"/>
         <w:bidi w:val="0"/>
+        <w:adjustRightInd w:val="0"/>
+        <w:snapToGrid w:val="0"/>
         <w:ind w:left="425" w:leftChars="0" w:hanging="425" w:firstLineChars="0"/>
+        <w:textAlignment w:val="baseline"/>
       </w:pPr>
       <w:r>
         <w:t>有关发布管理流程的描述和要求；</w:t>
@@ -6955,12 +6996,25 @@
     <w:p>
       <w:pPr>
         <w:pStyle w:val="39"/>
+        <w:keepNext w:val="0"/>
+        <w:keepLines w:val="0"/>
+        <w:pageBreakBefore w:val="0"/>
+        <w:widowControl w:val="0"/>
         <w:numPr>
           <w:ilvl w:val="0"/>
           <w:numId w:val="7"/>
         </w:numPr>
+        <w:kinsoku w:val="0"/>
+        <w:wordWrap/>
+        <w:overflowPunct/>
+        <w:topLinePunct w:val="0"/>
+        <w:autoSpaceDE w:val="0"/>
+        <w:autoSpaceDN w:val="0"/>
         <w:bidi w:val="0"/>
+        <w:adjustRightInd w:val="0"/>
+        <w:snapToGrid w:val="0"/>
         <w:ind w:left="425" w:leftChars="0" w:hanging="425" w:firstLineChars="0"/>
+        <w:textAlignment w:val="baseline"/>
       </w:pPr>
       <w:r>
         <w:t>产品库（PSL）中配置的文档记录，以及新增软件的验收标准，通过测试管理保证软件的有效性。</w:t>
@@ -6984,16 +7038,29 @@
         <w:snapToGrid w:val="0"/>
         <w:textAlignment w:val="baseline"/>
       </w:pPr>
-      <w:bookmarkStart w:id="16" w:name="_Toc21204"/>
+      <w:bookmarkStart w:id="15" w:name="_Toc137"/>
       <w:r>
         <w:t>发布的设计、构建和配置</w:t>
       </w:r>
-      <w:bookmarkEnd w:id="16"/>
+      <w:bookmarkEnd w:id="15"/>
     </w:p>
     <w:p>
       <w:pPr>
         <w:pStyle w:val="27"/>
+        <w:keepNext w:val="0"/>
+        <w:keepLines w:val="0"/>
+        <w:pageBreakBefore w:val="0"/>
+        <w:widowControl w:val="0"/>
+        <w:kinsoku w:val="0"/>
+        <w:wordWrap/>
+        <w:overflowPunct/>
+        <w:topLinePunct w:val="0"/>
+        <w:autoSpaceDE w:val="0"/>
+        <w:autoSpaceDN w:val="0"/>
         <w:bidi w:val="0"/>
+        <w:adjustRightInd w:val="0"/>
+        <w:snapToGrid w:val="0"/>
+        <w:textAlignment w:val="baseline"/>
       </w:pPr>
       <w:r>
         <w:rPr>
@@ -7009,7 +7076,20 @@
     <w:p>
       <w:pPr>
         <w:pStyle w:val="27"/>
+        <w:keepNext w:val="0"/>
+        <w:keepLines w:val="0"/>
+        <w:pageBreakBefore w:val="0"/>
+        <w:widowControl w:val="0"/>
+        <w:kinsoku w:val="0"/>
+        <w:wordWrap/>
+        <w:overflowPunct/>
+        <w:topLinePunct w:val="0"/>
+        <w:autoSpaceDE w:val="0"/>
+        <w:autoSpaceDN w:val="0"/>
         <w:bidi w:val="0"/>
+        <w:adjustRightInd w:val="0"/>
+        <w:snapToGrid w:val="0"/>
+        <w:textAlignment w:val="baseline"/>
       </w:pPr>
       <w:r>
         <w:t>发布构建的完成记录要求保存到配置管理库中，以确保在必要时能够按照配置记录重复构建。</w:t>
@@ -7033,16 +7113,29 @@
         <w:snapToGrid w:val="0"/>
         <w:textAlignment w:val="baseline"/>
       </w:pPr>
-      <w:bookmarkStart w:id="17" w:name="_Toc10512"/>
+      <w:bookmarkStart w:id="16" w:name="_Toc24519"/>
       <w:r>
         <w:t>发布测试和验收</w:t>
       </w:r>
-      <w:bookmarkEnd w:id="17"/>
+      <w:bookmarkEnd w:id="16"/>
     </w:p>
     <w:p>
       <w:pPr>
         <w:pStyle w:val="27"/>
+        <w:keepNext w:val="0"/>
+        <w:keepLines w:val="0"/>
+        <w:pageBreakBefore w:val="0"/>
+        <w:widowControl w:val="0"/>
+        <w:kinsoku w:val="0"/>
+        <w:wordWrap/>
+        <w:overflowPunct/>
+        <w:topLinePunct w:val="0"/>
+        <w:autoSpaceDE w:val="0"/>
+        <w:autoSpaceDN w:val="0"/>
         <w:bidi w:val="0"/>
+        <w:adjustRightInd w:val="0"/>
+        <w:snapToGrid w:val="0"/>
+        <w:textAlignment w:val="baseline"/>
         <w:rPr>
           <w:rFonts w:hint="eastAsia"/>
           <w:lang w:val="en-US" w:eastAsia="zh-CN"/>
@@ -7059,7 +7152,20 @@
     <w:p>
       <w:pPr>
         <w:pStyle w:val="27"/>
+        <w:keepNext w:val="0"/>
+        <w:keepLines w:val="0"/>
+        <w:pageBreakBefore w:val="0"/>
+        <w:widowControl w:val="0"/>
+        <w:kinsoku w:val="0"/>
+        <w:wordWrap/>
+        <w:overflowPunct/>
+        <w:topLinePunct w:val="0"/>
+        <w:autoSpaceDE w:val="0"/>
+        <w:autoSpaceDN w:val="0"/>
         <w:bidi w:val="0"/>
+        <w:adjustRightInd w:val="0"/>
+        <w:snapToGrid w:val="0"/>
+        <w:textAlignment w:val="baseline"/>
         <w:rPr>
           <w:rFonts w:hint="eastAsia"/>
           <w:lang w:val="en-US" w:eastAsia="zh-CN"/>
@@ -7076,7 +7182,20 @@
     <w:p>
       <w:pPr>
         <w:pStyle w:val="27"/>
+        <w:keepNext w:val="0"/>
+        <w:keepLines w:val="0"/>
+        <w:pageBreakBefore w:val="0"/>
+        <w:widowControl w:val="0"/>
+        <w:kinsoku w:val="0"/>
+        <w:wordWrap/>
+        <w:overflowPunct/>
+        <w:topLinePunct w:val="0"/>
+        <w:autoSpaceDE w:val="0"/>
+        <w:autoSpaceDN w:val="0"/>
         <w:bidi w:val="0"/>
+        <w:adjustRightInd w:val="0"/>
+        <w:snapToGrid w:val="0"/>
+        <w:textAlignment w:val="baseline"/>
         <w:rPr>
           <w:rFonts w:hint="eastAsia"/>
           <w:lang w:val="en-US" w:eastAsia="zh-CN"/>
@@ -7108,16 +7227,29 @@
         <w:snapToGrid w:val="0"/>
         <w:textAlignment w:val="baseline"/>
       </w:pPr>
-      <w:bookmarkStart w:id="18" w:name="_Toc18365"/>
+      <w:bookmarkStart w:id="17" w:name="_Toc19385"/>
       <w:r>
         <w:t>发布验证</w:t>
       </w:r>
-      <w:bookmarkEnd w:id="18"/>
+      <w:bookmarkEnd w:id="17"/>
     </w:p>
     <w:p>
       <w:pPr>
         <w:pStyle w:val="27"/>
+        <w:keepNext w:val="0"/>
+        <w:keepLines w:val="0"/>
+        <w:pageBreakBefore w:val="0"/>
+        <w:widowControl w:val="0"/>
+        <w:kinsoku w:val="0"/>
+        <w:wordWrap/>
+        <w:overflowPunct/>
+        <w:topLinePunct w:val="0"/>
+        <w:autoSpaceDE w:val="0"/>
+        <w:autoSpaceDN w:val="0"/>
         <w:bidi w:val="0"/>
+        <w:adjustRightInd w:val="0"/>
+        <w:snapToGrid w:val="0"/>
+        <w:textAlignment w:val="baseline"/>
         <w:rPr>
           <w:rFonts w:hint="eastAsia"/>
           <w:lang w:val="en-US" w:eastAsia="zh-CN"/>
@@ -7149,16 +7281,29 @@
         <w:snapToGrid w:val="0"/>
         <w:textAlignment w:val="baseline"/>
       </w:pPr>
-      <w:bookmarkStart w:id="19" w:name="_Toc3971"/>
+      <w:bookmarkStart w:id="18" w:name="_Toc21584"/>
       <w:r>
         <w:t>发布回退</w:t>
       </w:r>
-      <w:bookmarkEnd w:id="19"/>
+      <w:bookmarkEnd w:id="18"/>
     </w:p>
     <w:p>
       <w:pPr>
         <w:pStyle w:val="27"/>
+        <w:keepNext w:val="0"/>
+        <w:keepLines w:val="0"/>
+        <w:pageBreakBefore w:val="0"/>
+        <w:widowControl w:val="0"/>
+        <w:kinsoku w:val="0"/>
+        <w:wordWrap/>
+        <w:overflowPunct/>
+        <w:topLinePunct w:val="0"/>
+        <w:autoSpaceDE w:val="0"/>
+        <w:autoSpaceDN w:val="0"/>
         <w:bidi w:val="0"/>
+        <w:adjustRightInd w:val="0"/>
+        <w:snapToGrid w:val="0"/>
+        <w:textAlignment w:val="baseline"/>
         <w:rPr>
           <w:rFonts w:hint="eastAsia"/>
           <w:lang w:val="en-US" w:eastAsia="zh-CN"/>
@@ -7190,21 +7335,34 @@
         <w:snapToGrid w:val="0"/>
         <w:textAlignment w:val="baseline"/>
       </w:pPr>
-      <w:bookmarkStart w:id="20" w:name="_Toc29950"/>
+      <w:bookmarkStart w:id="19" w:name="_Toc22771"/>
       <w:r>
         <w:t>分发和安装</w:t>
       </w:r>
-      <w:bookmarkEnd w:id="20"/>
+      <w:bookmarkEnd w:id="19"/>
     </w:p>
     <w:p>
       <w:pPr>
         <w:pStyle w:val="39"/>
+        <w:keepNext w:val="0"/>
+        <w:keepLines w:val="0"/>
+        <w:pageBreakBefore w:val="0"/>
+        <w:widowControl w:val="0"/>
         <w:numPr>
           <w:ilvl w:val="0"/>
           <w:numId w:val="8"/>
         </w:numPr>
+        <w:kinsoku w:val="0"/>
+        <w:wordWrap/>
+        <w:overflowPunct/>
+        <w:topLinePunct w:val="0"/>
+        <w:autoSpaceDE w:val="0"/>
+        <w:autoSpaceDN w:val="0"/>
         <w:bidi w:val="0"/>
+        <w:adjustRightInd w:val="0"/>
+        <w:snapToGrid w:val="0"/>
         <w:ind w:left="425" w:leftChars="0" w:hanging="425" w:firstLineChars="0"/>
+        <w:textAlignment w:val="baseline"/>
       </w:pPr>
       <w:r>
         <w:t>在完成上述活动后，</w:t>
@@ -7223,12 +7381,25 @@
     <w:p>
       <w:pPr>
         <w:pStyle w:val="39"/>
+        <w:keepNext w:val="0"/>
+        <w:keepLines w:val="0"/>
+        <w:pageBreakBefore w:val="0"/>
+        <w:widowControl w:val="0"/>
         <w:numPr>
           <w:ilvl w:val="0"/>
           <w:numId w:val="8"/>
         </w:numPr>
+        <w:kinsoku w:val="0"/>
+        <w:wordWrap/>
+        <w:overflowPunct/>
+        <w:topLinePunct w:val="0"/>
+        <w:autoSpaceDE w:val="0"/>
+        <w:autoSpaceDN w:val="0"/>
         <w:bidi w:val="0"/>
+        <w:adjustRightInd w:val="0"/>
+        <w:snapToGrid w:val="0"/>
         <w:ind w:left="425" w:leftChars="0" w:hanging="425" w:firstLineChars="0"/>
+        <w:textAlignment w:val="baseline"/>
       </w:pPr>
       <w:r>
         <w:t>发布实施过程中，如涉及事件、问题和变更，及时通知相关负责人，进入相关的流程。</w:t>
@@ -7237,12 +7408,25 @@
     <w:p>
       <w:pPr>
         <w:pStyle w:val="39"/>
+        <w:keepNext w:val="0"/>
+        <w:keepLines w:val="0"/>
+        <w:pageBreakBefore w:val="0"/>
+        <w:widowControl w:val="0"/>
         <w:numPr>
           <w:ilvl w:val="0"/>
           <w:numId w:val="8"/>
         </w:numPr>
+        <w:kinsoku w:val="0"/>
+        <w:wordWrap/>
+        <w:overflowPunct/>
+        <w:topLinePunct w:val="0"/>
+        <w:autoSpaceDE w:val="0"/>
+        <w:autoSpaceDN w:val="0"/>
         <w:bidi w:val="0"/>
+        <w:adjustRightInd w:val="0"/>
+        <w:snapToGrid w:val="0"/>
         <w:ind w:left="425" w:leftChars="0" w:hanging="425" w:firstLineChars="0"/>
+        <w:textAlignment w:val="baseline"/>
       </w:pPr>
       <w:r>
         <w:t>发布文档时，按照发放范围进行分发。</w:t>
@@ -7266,18 +7450,31 @@
         <w:snapToGrid w:val="0"/>
         <w:textAlignment w:val="baseline"/>
       </w:pPr>
-      <w:bookmarkStart w:id="21" w:name="bookmark22"/>
-      <w:bookmarkEnd w:id="21"/>
-      <w:bookmarkStart w:id="22" w:name="_Toc21914"/>
+      <w:bookmarkStart w:id="20" w:name="bookmark22"/>
+      <w:bookmarkEnd w:id="20"/>
+      <w:bookmarkStart w:id="21" w:name="_Toc9409"/>
       <w:r>
         <w:t>发布总结、关闭</w:t>
       </w:r>
-      <w:bookmarkEnd w:id="22"/>
+      <w:bookmarkEnd w:id="21"/>
     </w:p>
     <w:p>
       <w:pPr>
         <w:pStyle w:val="27"/>
+        <w:keepNext w:val="0"/>
+        <w:keepLines w:val="0"/>
+        <w:pageBreakBefore w:val="0"/>
+        <w:widowControl w:val="0"/>
+        <w:kinsoku w:val="0"/>
+        <w:wordWrap/>
+        <w:overflowPunct/>
+        <w:topLinePunct w:val="0"/>
+        <w:autoSpaceDE w:val="0"/>
+        <w:autoSpaceDN w:val="0"/>
         <w:bidi w:val="0"/>
+        <w:adjustRightInd w:val="0"/>
+        <w:snapToGrid w:val="0"/>
+        <w:textAlignment w:val="baseline"/>
         <w:rPr>
           <w:rFonts w:hint="eastAsia"/>
           <w:lang w:val="en-US" w:eastAsia="zh-CN"/>
@@ -7309,11 +7506,11 @@
         <w:snapToGrid w:val="0"/>
         <w:textAlignment w:val="baseline"/>
       </w:pPr>
-      <w:bookmarkStart w:id="23" w:name="_Toc27211"/>
+      <w:bookmarkStart w:id="22" w:name="_Toc21861"/>
       <w:r>
         <w:t>与其他流程关系</w:t>
       </w:r>
-      <w:bookmarkEnd w:id="23"/>
+      <w:bookmarkEnd w:id="22"/>
     </w:p>
     <w:p>
       <w:pPr>
@@ -7448,8 +7645,8 @@
           <w:lang w:val="en-US" w:eastAsia="zh-CN"/>
         </w:rPr>
       </w:pPr>
-      <w:bookmarkStart w:id="24" w:name="_Toc21434"/>
-      <w:bookmarkStart w:id="25" w:name="_Toc2971"/>
+      <w:bookmarkStart w:id="23" w:name="_Toc21434"/>
+      <w:bookmarkStart w:id="24" w:name="_Toc25540"/>
       <w:r>
         <w:rPr>
           <w:rFonts w:hint="default"/>
@@ -7457,8 +7654,8 @@
         </w:rPr>
         <w:t>关键指标</w:t>
       </w:r>
+      <w:bookmarkEnd w:id="23"/>
       <w:bookmarkEnd w:id="24"/>
-      <w:bookmarkEnd w:id="25"/>
     </w:p>
     <w:tbl>
       <w:tblPr>
@@ -8033,11 +8230,11 @@
         <w:snapToGrid w:val="0"/>
         <w:textAlignment w:val="baseline"/>
       </w:pPr>
-      <w:bookmarkStart w:id="26" w:name="_Toc16561"/>
+      <w:bookmarkStart w:id="25" w:name="_Toc629"/>
       <w:r>
         <w:t>相关模板</w:t>
       </w:r>
-      <w:bookmarkEnd w:id="26"/>
+      <w:bookmarkEnd w:id="25"/>
     </w:p>
     <w:p>
       <w:pPr>
@@ -8079,6 +8276,41 @@
     </w:p>
     <w:p>
       <w:pPr>
+        <w:pStyle w:val="28"/>
+        <w:keepNext w:val="0"/>
+        <w:keepLines w:val="0"/>
+        <w:pageBreakBefore w:val="0"/>
+        <w:widowControl w:val="0"/>
+        <w:kinsoku w:val="0"/>
+        <w:wordWrap/>
+        <w:overflowPunct/>
+        <w:topLinePunct w:val="0"/>
+        <w:autoSpaceDE w:val="0"/>
+        <w:autoSpaceDN w:val="0"/>
+        <w:bidi w:val="0"/>
+        <w:adjustRightInd w:val="0"/>
+        <w:snapToGrid w:val="0"/>
+        <w:textAlignment w:val="baseline"/>
+        <w:rPr>
+          <w:rFonts w:ascii="宋体" w:hAnsi="宋体" w:eastAsia="宋体" w:cs="宋体"/>
+          <w:sz w:val="24"/>
+          <w:szCs w:val="24"/>
+        </w:rPr>
+      </w:pPr>
+      <w:r>
+        <w:rPr>
+          <w:rFonts w:ascii="宋体" w:hAnsi="宋体" w:eastAsia="宋体" w:cs="宋体"/>
+          <w:spacing w:val="-2"/>
+          <w:sz w:val="24"/>
+          <w:szCs w:val="24"/>
+        </w:rPr>
+        <w:t>《发布计划》</w:t>
+      </w:r>
+      <w:bookmarkStart w:id="26" w:name="_GoBack"/>
+      <w:bookmarkEnd w:id="26"/>
+    </w:p>
+    <w:p>
+      <w:pPr>
         <w:keepNext w:val="0"/>
         <w:keepLines w:val="0"/>
         <w:pageBreakBefore w:val="0"/>
@@ -8112,7 +8344,7 @@
           <w:sz w:val="24"/>
           <w:szCs w:val="24"/>
         </w:rPr>
-        <w:t>《发布计划》</w:t>
+        <w:t>《发布评估报告》</w:t>
       </w:r>
     </w:p>
     <w:p>
@@ -8150,44 +8382,6 @@
           <w:sz w:val="24"/>
           <w:szCs w:val="24"/>
         </w:rPr>
-        <w:t>《发布评估报告》</w:t>
-      </w:r>
-    </w:p>
-    <w:p>
-      <w:pPr>
-        <w:keepNext w:val="0"/>
-        <w:keepLines w:val="0"/>
-        <w:pageBreakBefore w:val="0"/>
-        <w:widowControl w:val="0"/>
-        <w:numPr>
-          <w:ilvl w:val="0"/>
-          <w:numId w:val="9"/>
-        </w:numPr>
-        <w:kinsoku w:val="0"/>
-        <w:wordWrap/>
-        <w:overflowPunct/>
-        <w:topLinePunct w:val="0"/>
-        <w:autoSpaceDE w:val="0"/>
-        <w:autoSpaceDN w:val="0"/>
-        <w:bidi w:val="0"/>
-        <w:adjustRightInd w:val="0"/>
-        <w:snapToGrid w:val="0"/>
-        <w:spacing w:before="182" w:line="220" w:lineRule="auto"/>
-        <w:ind w:left="425" w:leftChars="0" w:hanging="425" w:firstLineChars="0"/>
-        <w:textAlignment w:val="baseline"/>
-        <w:rPr>
-          <w:rFonts w:ascii="宋体" w:hAnsi="宋体" w:eastAsia="宋体" w:cs="宋体"/>
-          <w:sz w:val="24"/>
-          <w:szCs w:val="24"/>
-        </w:rPr>
-      </w:pPr>
-      <w:r>
-        <w:rPr>
-          <w:rFonts w:ascii="宋体" w:hAnsi="宋体" w:eastAsia="宋体" w:cs="宋体"/>
-          <w:spacing w:val="-2"/>
-          <w:sz w:val="24"/>
-          <w:szCs w:val="24"/>
-        </w:rPr>
         <w:t>《产品交付列表》</w:t>
       </w:r>
     </w:p>
@@ -8268,9 +8462,9 @@
       </w:r>
     </w:p>
     <w:sectPr>
-      <w:footerReference r:id="rId12" w:type="default"/>
+      <w:footerReference r:id="rId10" w:type="default"/>
       <w:pgSz w:w="11906" w:h="16839"/>
-      <w:pgMar w:top="400" w:right="1785" w:bottom="1375" w:left="1662" w:header="0" w:footer="1211" w:gutter="0"/>
+      <w:pgMar w:top="1040" w:right="1785" w:bottom="1375" w:left="1662" w:header="0" w:footer="1211" w:gutter="0"/>
       <w:cols w:space="720" w:num="1"/>
     </w:sectPr>
   </w:body>
@@ -8367,54 +8561,6 @@
 </file>
 
 <file path=word/footer4.xml><?xml version="1.0" encoding="utf-8"?>
-<w:ftr xmlns:wpc="http://schemas.microsoft.com/office/word/2010/wordprocessingCanvas" xmlns:mc="http://schemas.openxmlformats.org/markup-compatibility/2006" xmlns:o="urn:schemas-microsoft-com:office:office" xmlns:r="http://schemas.openxmlformats.org/officeDocument/2006/relationships" xmlns:m="http://schemas.openxmlformats.org/officeDocument/2006/math" xmlns:v="urn:schemas-microsoft-com:vml" xmlns:wp14="http://schemas.microsoft.com/office/word/2010/wordprocessingDrawing" xmlns:wp="http://schemas.openxmlformats.org/drawingml/2006/wordprocessingDrawing" xmlns:w10="urn:schemas-microsoft-com:office:word" xmlns:w="http://schemas.openxmlformats.org/wordprocessingml/2006/main" xmlns:w14="http://schemas.microsoft.com/office/word/2010/wordml" xmlns:w15="http://schemas.microsoft.com/office/word/2012/wordml" xmlns:wpg="http://schemas.microsoft.com/office/word/2010/wordprocessingGroup" xmlns:wpi="http://schemas.microsoft.com/office/word/2010/wordprocessingInk" xmlns:wne="http://schemas.microsoft.com/office/word/2006/wordml" xmlns:wps="http://schemas.microsoft.com/office/word/2010/wordprocessingShape" xmlns:wpsCustomData="http://www.wps.cn/officeDocument/2013/wpsCustomData" mc:Ignorable="w14 w15 wp14">
-  <w:p>
-    <w:pPr>
-      <w:spacing w:line="166" w:lineRule="auto"/>
-      <w:ind w:left="4125"/>
-      <w:rPr>
-        <w:rFonts w:ascii="Calibri" w:hAnsi="Calibri" w:eastAsia="Calibri" w:cs="Calibri"/>
-        <w:sz w:val="18"/>
-        <w:szCs w:val="18"/>
-      </w:rPr>
-    </w:pPr>
-    <w:r>
-      <w:rPr>
-        <w:rFonts w:ascii="Calibri" w:hAnsi="Calibri" w:eastAsia="Calibri" w:cs="Calibri"/>
-        <w:sz w:val="18"/>
-        <w:szCs w:val="18"/>
-      </w:rPr>
-      <w:t>4</w:t>
-    </w:r>
-  </w:p>
-</w:ftr>
-</file>
-
-<file path=word/footer5.xml><?xml version="1.0" encoding="utf-8"?>
-<w:ftr xmlns:wpc="http://schemas.microsoft.com/office/word/2010/wordprocessingCanvas" xmlns:mc="http://schemas.openxmlformats.org/markup-compatibility/2006" xmlns:o="urn:schemas-microsoft-com:office:office" xmlns:r="http://schemas.openxmlformats.org/officeDocument/2006/relationships" xmlns:m="http://schemas.openxmlformats.org/officeDocument/2006/math" xmlns:v="urn:schemas-microsoft-com:vml" xmlns:wp14="http://schemas.microsoft.com/office/word/2010/wordprocessingDrawing" xmlns:wp="http://schemas.openxmlformats.org/drawingml/2006/wordprocessingDrawing" xmlns:w10="urn:schemas-microsoft-com:office:word" xmlns:w="http://schemas.openxmlformats.org/wordprocessingml/2006/main" xmlns:w14="http://schemas.microsoft.com/office/word/2010/wordml" xmlns:w15="http://schemas.microsoft.com/office/word/2012/wordml" xmlns:wpg="http://schemas.microsoft.com/office/word/2010/wordprocessingGroup" xmlns:wpi="http://schemas.microsoft.com/office/word/2010/wordprocessingInk" xmlns:wne="http://schemas.microsoft.com/office/word/2006/wordml" xmlns:wps="http://schemas.microsoft.com/office/word/2010/wordprocessingShape" xmlns:wpsCustomData="http://www.wps.cn/officeDocument/2013/wpsCustomData" mc:Ignorable="w14 w15 wp14">
-  <w:p>
-    <w:pPr>
-      <w:spacing w:line="165" w:lineRule="auto"/>
-      <w:ind w:left="4130"/>
-      <w:rPr>
-        <w:rFonts w:ascii="Calibri" w:hAnsi="Calibri" w:eastAsia="Calibri" w:cs="Calibri"/>
-        <w:sz w:val="18"/>
-        <w:szCs w:val="18"/>
-      </w:rPr>
-    </w:pPr>
-    <w:r>
-      <w:rPr>
-        <w:rFonts w:ascii="Calibri" w:hAnsi="Calibri" w:eastAsia="Calibri" w:cs="Calibri"/>
-        <w:sz w:val="18"/>
-        <w:szCs w:val="18"/>
-      </w:rPr>
-      <w:t>5</w:t>
-    </w:r>
-  </w:p>
-</w:ftr>
-</file>
-
-<file path=word/footer6.xml><?xml version="1.0" encoding="utf-8"?>
 <w:ftr xmlns:wpc="http://schemas.microsoft.com/office/word/2010/wordprocessingCanvas" xmlns:mc="http://schemas.openxmlformats.org/markup-compatibility/2006" xmlns:o="urn:schemas-microsoft-com:office:office" xmlns:r="http://schemas.openxmlformats.org/officeDocument/2006/relationships" xmlns:m="http://schemas.openxmlformats.org/officeDocument/2006/math" xmlns:v="urn:schemas-microsoft-com:vml" xmlns:wp14="http://schemas.microsoft.com/office/word/2010/wordprocessingDrawing" xmlns:wp="http://schemas.openxmlformats.org/drawingml/2006/wordprocessingDrawing" xmlns:w10="urn:schemas-microsoft-com:office:word" xmlns:w="http://schemas.openxmlformats.org/wordprocessingml/2006/main" xmlns:w14="http://schemas.microsoft.com/office/word/2010/wordml" xmlns:w15="http://schemas.microsoft.com/office/word/2012/wordml" xmlns:wpg="http://schemas.microsoft.com/office/word/2010/wordprocessingGroup" xmlns:wpi="http://schemas.microsoft.com/office/word/2010/wordprocessingInk" xmlns:wne="http://schemas.microsoft.com/office/word/2006/wordml" xmlns:wps="http://schemas.microsoft.com/office/word/2010/wordprocessingShape" xmlns:wpsCustomData="http://www.wps.cn/officeDocument/2013/wpsCustomData" mc:Ignorable="w14 w15 wp14">
   <w:p>
     <w:pPr>
@@ -9537,6 +9683,7 @@
     <w:name w:val="柴_标题3"/>
     <w:basedOn w:val="4"/>
     <w:next w:val="27"/>
+    <w:link w:val="42"/>
     <w:qFormat/>
     <w:uiPriority w:val="0"/>
     <w:pPr>
@@ -9721,6 +9868,18 @@
       <w:rFonts w:ascii="Arial" w:hAnsi="Arial" w:eastAsia="宋体"/>
       <w:sz w:val="24"/>
       <w:lang w:eastAsia="zh-CN"/>
+    </w:rPr>
+  </w:style>
+  <w:style w:type="character" w:customStyle="1" w:styleId="42">
+    <w:name w:val="柴_标题3 Char"/>
+    <w:link w:val="29"/>
+    <w:qFormat/>
+    <w:uiPriority w:val="0"/>
+    <w:rPr>
+      <w:rFonts w:ascii="宋体" w:hAnsi="宋体" w:eastAsia="宋体" w:cs="宋体"/>
+      <w:spacing w:val="-2"/>
+      <w:sz w:val="24"/>
+      <w:szCs w:val="24"/>
     </w:rPr>
   </w:style>
 </w:styles>
@@ -10016,8 +10175,6 @@
     <customSectPr/>
     <customSectPr/>
     <customSectPr/>
-    <customSectPr/>
-    <customSectPr/>
   </customSectProps>
   <customShpExts>
     <customShpInfo spid="_x0000_s2049"/>
